--- a/fiches-docx/F-10.docx
+++ b/fiches-docx/F-10.docx
@@ -74,7 +74,7 @@
           <w:b/>
           <w:sz w:val="22"/>
         </w:rPr>
-        <w:t xml:space="preserve">السنة الدراسية: </w:t>
+        <w:t xml:space="preserve">الموسم الدراسي: </w:t>
       </w:r>
       <w:r>
         <w:t>__________________________________________________</w:t>
@@ -588,6 +588,162 @@
               </w:rPr>
               <w:t>الملاحظات</w:t>
             </w:r>
+          </w:p>
+        </w:tc>
+      </w:tr>
+      <w:tr>
+        <w:tc>
+          <w:tcPr>
+            <w:tcW w:type="dxa" w:w="1994"/>
+          </w:tcPr>
+          <w:p>
+            <w:pPr>
+              <w:jc w:val="center"/>
+            </w:pPr>
+          </w:p>
+        </w:tc>
+        <w:tc>
+          <w:tcPr>
+            <w:tcW w:type="dxa" w:w="1994"/>
+          </w:tcPr>
+          <w:p>
+            <w:pPr>
+              <w:jc w:val="center"/>
+            </w:pPr>
+          </w:p>
+        </w:tc>
+        <w:tc>
+          <w:tcPr>
+            <w:tcW w:type="dxa" w:w="1994"/>
+          </w:tcPr>
+          <w:p>
+            <w:pPr>
+              <w:jc w:val="center"/>
+            </w:pPr>
+          </w:p>
+        </w:tc>
+        <w:tc>
+          <w:tcPr>
+            <w:tcW w:type="dxa" w:w="1994"/>
+          </w:tcPr>
+          <w:p>
+            <w:pPr>
+              <w:jc w:val="center"/>
+            </w:pPr>
+          </w:p>
+        </w:tc>
+        <w:tc>
+          <w:tcPr>
+            <w:tcW w:type="dxa" w:w="1994"/>
+          </w:tcPr>
+          <w:p>
+            <w:pPr>
+              <w:jc w:val="center"/>
+            </w:pPr>
+          </w:p>
+        </w:tc>
+      </w:tr>
+      <w:tr>
+        <w:tc>
+          <w:tcPr>
+            <w:tcW w:type="dxa" w:w="1994"/>
+          </w:tcPr>
+          <w:p>
+            <w:pPr>
+              <w:jc w:val="center"/>
+            </w:pPr>
+          </w:p>
+        </w:tc>
+        <w:tc>
+          <w:tcPr>
+            <w:tcW w:type="dxa" w:w="1994"/>
+          </w:tcPr>
+          <w:p>
+            <w:pPr>
+              <w:jc w:val="center"/>
+            </w:pPr>
+          </w:p>
+        </w:tc>
+        <w:tc>
+          <w:tcPr>
+            <w:tcW w:type="dxa" w:w="1994"/>
+          </w:tcPr>
+          <w:p>
+            <w:pPr>
+              <w:jc w:val="center"/>
+            </w:pPr>
+          </w:p>
+        </w:tc>
+        <w:tc>
+          <w:tcPr>
+            <w:tcW w:type="dxa" w:w="1994"/>
+          </w:tcPr>
+          <w:p>
+            <w:pPr>
+              <w:jc w:val="center"/>
+            </w:pPr>
+          </w:p>
+        </w:tc>
+        <w:tc>
+          <w:tcPr>
+            <w:tcW w:type="dxa" w:w="1994"/>
+          </w:tcPr>
+          <w:p>
+            <w:pPr>
+              <w:jc w:val="center"/>
+            </w:pPr>
+          </w:p>
+        </w:tc>
+      </w:tr>
+      <w:tr>
+        <w:tc>
+          <w:tcPr>
+            <w:tcW w:type="dxa" w:w="1994"/>
+          </w:tcPr>
+          <w:p>
+            <w:pPr>
+              <w:jc w:val="center"/>
+            </w:pPr>
+          </w:p>
+        </w:tc>
+        <w:tc>
+          <w:tcPr>
+            <w:tcW w:type="dxa" w:w="1994"/>
+          </w:tcPr>
+          <w:p>
+            <w:pPr>
+              <w:jc w:val="center"/>
+            </w:pPr>
+          </w:p>
+        </w:tc>
+        <w:tc>
+          <w:tcPr>
+            <w:tcW w:type="dxa" w:w="1994"/>
+          </w:tcPr>
+          <w:p>
+            <w:pPr>
+              <w:jc w:val="center"/>
+            </w:pPr>
+          </w:p>
+        </w:tc>
+        <w:tc>
+          <w:tcPr>
+            <w:tcW w:type="dxa" w:w="1994"/>
+          </w:tcPr>
+          <w:p>
+            <w:pPr>
+              <w:jc w:val="center"/>
+            </w:pPr>
+          </w:p>
+        </w:tc>
+        <w:tc>
+          <w:tcPr>
+            <w:tcW w:type="dxa" w:w="1994"/>
+          </w:tcPr>
+          <w:p>
+            <w:pPr>
+              <w:jc w:val="center"/>
+            </w:pPr>
           </w:p>
         </w:tc>
       </w:tr>

--- a/fiches-docx/F-10.docx
+++ b/fiches-docx/F-10.docx
@@ -16,6 +16,12 @@
           <w:tcPr>
             <w:tcW w:type="dxa" w:w="9972"/>
             <w:shd w:val="clear" w:color="auto" w:fill="c8e8bc"/>
+            <w:tcBorders>
+              <w:top w:val="single" w:sz="6" w:space="0" w:color="333333"/>
+              <w:left w:val="single" w:sz="6" w:space="0" w:color="333333"/>
+              <w:bottom w:val="single" w:sz="6" w:space="0" w:color="333333"/>
+              <w:right w:val="single" w:sz="6" w:space="0" w:color="333333"/>
+            </w:tcBorders>
           </w:tcPr>
           <w:p>
             <w:pPr>
@@ -25,10 +31,238 @@
             <w:r>
               <w:rPr>
                 <w:b/>
-                <w:color w:val="1A2B22"/>
-                <w:sz w:val="26"/>
+                <w:sz w:val="24"/>
               </w:rPr>
-              <w:t xml:space="preserve">  F-10 — بطاقة تقويم حصيلة النادي التربوي  </w:t>
+              <w:t>بطاقة تقويم حصيلة النادي</w:t>
+            </w:r>
+          </w:p>
+        </w:tc>
+      </w:tr>
+    </w:tbl>
+    <w:p/>
+    <w:tbl>
+      <w:tblPr>
+        <w:tblW w:type="auto" w:w="0"/>
+        <w:jc w:val="center"/>
+        <w:tblLook w:firstColumn="1" w:firstRow="1" w:lastColumn="0" w:lastRow="0" w:noHBand="0" w:noVBand="1" w:val="04A0"/>
+      </w:tblPr>
+      <w:tblGrid>
+        <w:gridCol w:w="2493"/>
+        <w:gridCol w:w="2493"/>
+        <w:gridCol w:w="2493"/>
+        <w:gridCol w:w="2493"/>
+      </w:tblGrid>
+      <w:tr>
+        <w:tc>
+          <w:tcPr>
+            <w:tcW w:type="dxa" w:w="2493"/>
+            <w:tcBorders>
+              <w:top w:val="none" w:sz="0" w:space="0" w:color="auto"/>
+              <w:left w:val="none" w:sz="0" w:space="0" w:color="auto"/>
+              <w:bottom w:val="none" w:sz="0" w:space="0" w:color="auto"/>
+              <w:right w:val="none" w:sz="0" w:space="0" w:color="auto"/>
+            </w:tcBorders>
+          </w:tcPr>
+          <w:p>
+            <w:pPr>
+              <w:bidi/>
+            </w:pPr>
+            <w:r>
+              <w:rPr>
+                <w:b/>
+                <w:sz w:val="19"/>
+              </w:rPr>
+              <w:t>الأكاديميـة :</w:t>
+            </w:r>
+          </w:p>
+        </w:tc>
+        <w:tc>
+          <w:tcPr>
+            <w:tcW w:type="dxa" w:w="2493"/>
+            <w:tcBorders>
+              <w:top w:val="none" w:sz="0" w:space="0" w:color="auto"/>
+              <w:left w:val="none" w:sz="0" w:space="0" w:color="auto"/>
+              <w:bottom w:val="none" w:sz="0" w:space="0" w:color="auto"/>
+              <w:right w:val="none" w:sz="0" w:space="0" w:color="auto"/>
+            </w:tcBorders>
+          </w:tcPr>
+          <w:p>
+            <w:pPr>
+              <w:bidi/>
+            </w:pPr>
+            <w:r>
+              <w:rPr>
+                <w:color w:val="555555"/>
+                <w:sz w:val="18"/>
+              </w:rPr>
+              <w:t>. . . . . . . . . . . . . . . . . . . . .</w:t>
+            </w:r>
+          </w:p>
+        </w:tc>
+        <w:tc>
+          <w:tcPr>
+            <w:tcW w:type="dxa" w:w="2493"/>
+            <w:tcBorders>
+              <w:top w:val="none" w:sz="0" w:space="0" w:color="auto"/>
+              <w:left w:val="none" w:sz="0" w:space="0" w:color="auto"/>
+              <w:bottom w:val="none" w:sz="0" w:space="0" w:color="auto"/>
+              <w:right w:val="none" w:sz="0" w:space="0" w:color="auto"/>
+            </w:tcBorders>
+          </w:tcPr>
+          <w:p>
+            <w:pPr>
+              <w:bidi/>
+            </w:pPr>
+            <w:r>
+              <w:rPr>
+                <w:b/>
+                <w:sz w:val="19"/>
+              </w:rPr>
+              <w:t>المديرية الإقليمية :</w:t>
+            </w:r>
+          </w:p>
+        </w:tc>
+        <w:tc>
+          <w:tcPr>
+            <w:tcW w:type="dxa" w:w="2493"/>
+            <w:tcBorders>
+              <w:top w:val="none" w:sz="0" w:space="0" w:color="auto"/>
+              <w:left w:val="none" w:sz="0" w:space="0" w:color="auto"/>
+              <w:bottom w:val="none" w:sz="0" w:space="0" w:color="auto"/>
+              <w:right w:val="none" w:sz="0" w:space="0" w:color="auto"/>
+            </w:tcBorders>
+          </w:tcPr>
+          <w:p>
+            <w:pPr>
+              <w:bidi/>
+            </w:pPr>
+            <w:r>
+              <w:rPr>
+                <w:color w:val="555555"/>
+                <w:sz w:val="18"/>
+              </w:rPr>
+              <w:t>. . . . . . . . . . . . . . . . . . . . .</w:t>
+            </w:r>
+          </w:p>
+        </w:tc>
+      </w:tr>
+      <w:tr>
+        <w:tc>
+          <w:tcPr>
+            <w:tcW w:type="dxa" w:w="2493"/>
+            <w:tcBorders>
+              <w:top w:val="none" w:sz="0" w:space="0" w:color="auto"/>
+              <w:left w:val="none" w:sz="0" w:space="0" w:color="auto"/>
+              <w:bottom w:val="none" w:sz="0" w:space="0" w:color="auto"/>
+              <w:right w:val="none" w:sz="0" w:space="0" w:color="auto"/>
+            </w:tcBorders>
+          </w:tcPr>
+          <w:p>
+            <w:pPr>
+              <w:bidi/>
+            </w:pPr>
+            <w:r>
+              <w:rPr>
+                <w:b/>
+                <w:sz w:val="19"/>
+              </w:rPr>
+              <w:t>المؤسسـة :</w:t>
+            </w:r>
+          </w:p>
+        </w:tc>
+        <w:tc>
+          <w:tcPr>
+            <w:tcW w:type="dxa" w:w="2493"/>
+            <w:tcBorders>
+              <w:top w:val="none" w:sz="0" w:space="0" w:color="auto"/>
+              <w:left w:val="none" w:sz="0" w:space="0" w:color="auto"/>
+              <w:bottom w:val="none" w:sz="0" w:space="0" w:color="auto"/>
+              <w:right w:val="none" w:sz="0" w:space="0" w:color="auto"/>
+            </w:tcBorders>
+          </w:tcPr>
+          <w:p>
+            <w:pPr>
+              <w:bidi/>
+            </w:pPr>
+            <w:r>
+              <w:rPr>
+                <w:color w:val="555555"/>
+                <w:sz w:val="18"/>
+              </w:rPr>
+              <w:t>. . . . . . . . . . . . . . . . . . . . .</w:t>
+            </w:r>
+          </w:p>
+        </w:tc>
+        <w:tc>
+          <w:tcPr>
+            <w:tcW w:type="dxa" w:w="2493"/>
+            <w:tcBorders>
+              <w:top w:val="none" w:sz="0" w:space="0" w:color="auto"/>
+              <w:left w:val="none" w:sz="0" w:space="0" w:color="auto"/>
+              <w:bottom w:val="none" w:sz="0" w:space="0" w:color="auto"/>
+              <w:right w:val="none" w:sz="0" w:space="0" w:color="auto"/>
+            </w:tcBorders>
+          </w:tcPr>
+          <w:p>
+            <w:pPr>
+              <w:bidi/>
+            </w:pPr>
+            <w:r>
+              <w:rPr>
+                <w:b/>
+                <w:sz w:val="19"/>
+              </w:rPr>
+              <w:t>النـادي :</w:t>
+            </w:r>
+          </w:p>
+        </w:tc>
+        <w:tc>
+          <w:tcPr>
+            <w:tcW w:type="dxa" w:w="2493"/>
+            <w:tcBorders>
+              <w:top w:val="none" w:sz="0" w:space="0" w:color="auto"/>
+              <w:left w:val="none" w:sz="0" w:space="0" w:color="auto"/>
+              <w:bottom w:val="none" w:sz="0" w:space="0" w:color="auto"/>
+              <w:right w:val="none" w:sz="0" w:space="0" w:color="auto"/>
+            </w:tcBorders>
+          </w:tcPr>
+          <w:p>
+            <w:pPr>
+              <w:bidi/>
+            </w:pPr>
+            <w:r>
+              <w:rPr>
+                <w:color w:val="555555"/>
+                <w:sz w:val="18"/>
+              </w:rPr>
+              <w:t>. . . . . . . . . . . . . . . . . . . . .</w:t>
+            </w:r>
+          </w:p>
+        </w:tc>
+      </w:tr>
+      <w:tr>
+        <w:tc>
+          <w:tcPr>
+            <w:tcW w:type="dxa" w:w="9972"/>
+            <w:gridSpan w:val="4"/>
+            <w:tcBorders>
+              <w:top w:val="none" w:sz="0" w:space="0" w:color="auto"/>
+              <w:left w:val="none" w:sz="0" w:space="0" w:color="auto"/>
+              <w:bottom w:val="none" w:sz="0" w:space="0" w:color="auto"/>
+              <w:right w:val="none" w:sz="0" w:space="0" w:color="auto"/>
+            </w:tcBorders>
+          </w:tcPr>
+          <w:p>
+            <w:pPr>
+              <w:jc w:val="center"/>
+              <w:bidi/>
+            </w:pPr>
+            <w:r>
+              <w:rPr>
+                <w:b/>
+                <w:sz w:val="20"/>
+              </w:rPr>
+              <w:t>الموسم الدراسي :  . . . . . . . .  /  . . . . . . . .</w:t>
             </w:r>
           </w:p>
         </w:tc>
@@ -42,56 +276,16 @@
       <w:r>
         <w:rPr>
           <w:b/>
-          <w:sz w:val="22"/>
+          <w:sz w:val="20"/>
         </w:rPr>
-        <w:t xml:space="preserve">اسم النادي: </w:t>
+        <w:t>.1 الأطراف المشاركة وأدوارها في تفعيل النادي</w:t>
       </w:r>
       <w:r>
-        <w:t>__________________________________________________</w:t>
-      </w:r>
-    </w:p>
-    <w:p>
-      <w:pPr>
-        <w:bidi/>
-      </w:pPr>
-      <w:r>
         <w:rPr>
-          <w:b/>
-          <w:sz w:val="22"/>
+          <w:color w:val="555555"/>
+          <w:sz w:val="17"/>
         </w:rPr>
-        <w:t xml:space="preserve">المؤطِّر: </w:t>
-      </w:r>
-      <w:r>
-        <w:t>__________________________________________________</w:t>
-      </w:r>
-    </w:p>
-    <w:p>
-      <w:pPr>
-        <w:bidi/>
-      </w:pPr>
-      <w:r>
-        <w:rPr>
-          <w:b/>
-          <w:sz w:val="22"/>
-        </w:rPr>
-        <w:t xml:space="preserve">الموسم الدراسي: </w:t>
-      </w:r>
-      <w:r>
-        <w:t>__________________________________________________</w:t>
-      </w:r>
-    </w:p>
-    <w:p/>
-    <w:p>
-      <w:pPr>
-        <w:bidi/>
-      </w:pPr>
-      <w:r>
-        <w:rPr>
-          <w:b/>
-          <w:color w:val="2D6A4F"/>
-          <w:sz w:val="22"/>
-        </w:rPr>
-        <w:t>◆  أولاً: تقييم أدوار الأطراف</w:t>
+        <w:t xml:space="preserve">  (توضع علامة × في الخانة المناسبة)</w:t>
       </w:r>
     </w:p>
     <w:tbl>
@@ -102,17 +296,28 @@
         <w:tblLook w:firstColumn="1" w:firstRow="1" w:lastColumn="0" w:lastRow="0" w:noHBand="0" w:noVBand="1" w:val="04A0"/>
       </w:tblPr>
       <w:tblGrid>
-        <w:gridCol w:w="1994"/>
-        <w:gridCol w:w="1994"/>
-        <w:gridCol w:w="1994"/>
-        <w:gridCol w:w="1994"/>
-        <w:gridCol w:w="1994"/>
+        <w:gridCol w:w="1108"/>
+        <w:gridCol w:w="1108"/>
+        <w:gridCol w:w="1108"/>
+        <w:gridCol w:w="1108"/>
+        <w:gridCol w:w="1108"/>
+        <w:gridCol w:w="1108"/>
+        <w:gridCol w:w="1108"/>
+        <w:gridCol w:w="1108"/>
+        <w:gridCol w:w="1108"/>
       </w:tblGrid>
       <w:tr>
         <w:tc>
           <w:tcPr>
-            <w:tcW w:type="dxa" w:w="1994"/>
+            <w:tcW w:type="dxa" w:w="1108"/>
+            <w:vMerge w:val="restart"/>
             <w:shd w:val="clear" w:color="auto" w:fill="e8e8e8"/>
+            <w:tcBorders>
+              <w:top w:val="single" w:sz="4" w:space="0" w:color="555555"/>
+              <w:left w:val="single" w:sz="4" w:space="0" w:color="555555"/>
+              <w:bottom w:val="single" w:sz="4" w:space="0" w:color="555555"/>
+              <w:right w:val="single" w:sz="4" w:space="0" w:color="555555"/>
+            </w:tcBorders>
           </w:tcPr>
           <w:p>
             <w:pPr>
@@ -122,16 +327,23 @@
             <w:r>
               <w:rPr>
                 <w:b/>
-                <w:sz w:val="20"/>
+                <w:sz w:val="18"/>
               </w:rPr>
-              <w:t>الطرف</w:t>
+              <w:t>الأطراف</w:t>
             </w:r>
           </w:p>
         </w:tc>
         <w:tc>
           <w:tcPr>
-            <w:tcW w:type="dxa" w:w="1994"/>
+            <w:tcW w:type="dxa" w:w="8864"/>
+            <w:gridSpan w:val="8"/>
             <w:shd w:val="clear" w:color="auto" w:fill="e8e8e8"/>
+            <w:tcBorders>
+              <w:top w:val="single" w:sz="4" w:space="0" w:color="555555"/>
+              <w:left w:val="single" w:sz="4" w:space="0" w:color="555555"/>
+              <w:bottom w:val="single" w:sz="4" w:space="0" w:color="555555"/>
+              <w:right w:val="single" w:sz="4" w:space="0" w:color="555555"/>
+            </w:tcBorders>
           </w:tcPr>
           <w:p>
             <w:pPr>
@@ -141,16 +353,31 @@
             <w:r>
               <w:rPr>
                 <w:b/>
-                <w:sz w:val="20"/>
+                <w:sz w:val="18"/>
               </w:rPr>
-              <w:t>المهام المُنجزة</w:t>
+              <w:t>الأدوار</w:t>
             </w:r>
           </w:p>
         </w:tc>
+      </w:tr>
+      <w:tr>
         <w:tc>
           <w:tcPr>
-            <w:tcW w:type="dxa" w:w="1994"/>
+            <w:tcW w:type="dxa" w:w="1108"/>
+            <w:vMerge/>
+          </w:tcPr>
+          <w:p/>
+        </w:tc>
+        <w:tc>
+          <w:tcPr>
+            <w:tcW w:type="dxa" w:w="1108"/>
             <w:shd w:val="clear" w:color="auto" w:fill="e8e8e8"/>
+            <w:tcBorders>
+              <w:top w:val="single" w:sz="4" w:space="0" w:color="555555"/>
+              <w:left w:val="single" w:sz="4" w:space="0" w:color="555555"/>
+              <w:bottom w:val="single" w:sz="4" w:space="0" w:color="555555"/>
+              <w:right w:val="single" w:sz="4" w:space="0" w:color="555555"/>
+            </w:tcBorders>
           </w:tcPr>
           <w:p>
             <w:pPr>
@@ -160,16 +387,22 @@
             <w:r>
               <w:rPr>
                 <w:b/>
-                <w:sz w:val="20"/>
+                <w:sz w:val="15"/>
               </w:rPr>
-              <w:t>المهام غير المُنجزة</w:t>
+              <w:t>إحداث المكتب</w:t>
             </w:r>
           </w:p>
         </w:tc>
         <w:tc>
           <w:tcPr>
-            <w:tcW w:type="dxa" w:w="1994"/>
+            <w:tcW w:type="dxa" w:w="1108"/>
             <w:shd w:val="clear" w:color="auto" w:fill="e8e8e8"/>
+            <w:tcBorders>
+              <w:top w:val="single" w:sz="4" w:space="0" w:color="555555"/>
+              <w:left w:val="single" w:sz="4" w:space="0" w:color="555555"/>
+              <w:bottom w:val="single" w:sz="4" w:space="0" w:color="555555"/>
+              <w:right w:val="single" w:sz="4" w:space="0" w:color="555555"/>
+            </w:tcBorders>
           </w:tcPr>
           <w:p>
             <w:pPr>
@@ -179,16 +412,22 @@
             <w:r>
               <w:rPr>
                 <w:b/>
-                <w:sz w:val="20"/>
+                <w:sz w:val="15"/>
               </w:rPr>
-              <w:t>الأسباب</w:t>
+              <w:t>تشكيل اللجان</w:t>
             </w:r>
           </w:p>
         </w:tc>
         <w:tc>
           <w:tcPr>
-            <w:tcW w:type="dxa" w:w="1994"/>
+            <w:tcW w:type="dxa" w:w="1108"/>
             <w:shd w:val="clear" w:color="auto" w:fill="e8e8e8"/>
+            <w:tcBorders>
+              <w:top w:val="single" w:sz="4" w:space="0" w:color="555555"/>
+              <w:left w:val="single" w:sz="4" w:space="0" w:color="555555"/>
+              <w:bottom w:val="single" w:sz="4" w:space="0" w:color="555555"/>
+              <w:right w:val="single" w:sz="4" w:space="0" w:color="555555"/>
+            </w:tcBorders>
           </w:tcPr>
           <w:p>
             <w:pPr>
@@ -198,271 +437,1648 @@
             <w:r>
               <w:rPr>
                 <w:b/>
-                <w:sz w:val="20"/>
+                <w:sz w:val="15"/>
               </w:rPr>
-              <w:t>المقترحات</w:t>
+              <w:t>تشكيل الفرق</w:t>
+            </w:r>
+          </w:p>
+        </w:tc>
+        <w:tc>
+          <w:tcPr>
+            <w:tcW w:type="dxa" w:w="1108"/>
+            <w:shd w:val="clear" w:color="auto" w:fill="e8e8e8"/>
+            <w:tcBorders>
+              <w:top w:val="single" w:sz="4" w:space="0" w:color="555555"/>
+              <w:left w:val="single" w:sz="4" w:space="0" w:color="555555"/>
+              <w:bottom w:val="single" w:sz="4" w:space="0" w:color="555555"/>
+              <w:right w:val="single" w:sz="4" w:space="0" w:color="555555"/>
+            </w:tcBorders>
+          </w:tcPr>
+          <w:p>
+            <w:pPr>
+              <w:jc w:val="center"/>
+              <w:bidi/>
+            </w:pPr>
+            <w:r>
+              <w:rPr>
+                <w:b/>
+                <w:sz w:val="15"/>
+              </w:rPr>
+              <w:t>التأطير</w:t>
+            </w:r>
+          </w:p>
+        </w:tc>
+        <w:tc>
+          <w:tcPr>
+            <w:tcW w:type="dxa" w:w="1108"/>
+            <w:shd w:val="clear" w:color="auto" w:fill="e8e8e8"/>
+            <w:tcBorders>
+              <w:top w:val="single" w:sz="4" w:space="0" w:color="555555"/>
+              <w:left w:val="single" w:sz="4" w:space="0" w:color="555555"/>
+              <w:bottom w:val="single" w:sz="4" w:space="0" w:color="555555"/>
+              <w:right w:val="single" w:sz="4" w:space="0" w:color="555555"/>
+            </w:tcBorders>
+          </w:tcPr>
+          <w:p>
+            <w:pPr>
+              <w:jc w:val="center"/>
+              <w:bidi/>
+            </w:pPr>
+            <w:r>
+              <w:rPr>
+                <w:b/>
+                <w:sz w:val="15"/>
+              </w:rPr>
+              <w:t>التدبير</w:t>
+            </w:r>
+          </w:p>
+        </w:tc>
+        <w:tc>
+          <w:tcPr>
+            <w:tcW w:type="dxa" w:w="1108"/>
+            <w:shd w:val="clear" w:color="auto" w:fill="e8e8e8"/>
+            <w:tcBorders>
+              <w:top w:val="single" w:sz="4" w:space="0" w:color="555555"/>
+              <w:left w:val="single" w:sz="4" w:space="0" w:color="555555"/>
+              <w:bottom w:val="single" w:sz="4" w:space="0" w:color="555555"/>
+              <w:right w:val="single" w:sz="4" w:space="0" w:color="555555"/>
+            </w:tcBorders>
+          </w:tcPr>
+          <w:p>
+            <w:pPr>
+              <w:jc w:val="center"/>
+              <w:bidi/>
+            </w:pPr>
+            <w:r>
+              <w:rPr>
+                <w:b/>
+                <w:sz w:val="15"/>
+              </w:rPr>
+              <w:t>الدعم المادي</w:t>
+            </w:r>
+          </w:p>
+        </w:tc>
+        <w:tc>
+          <w:tcPr>
+            <w:tcW w:type="dxa" w:w="1108"/>
+            <w:shd w:val="clear" w:color="auto" w:fill="e8e8e8"/>
+            <w:tcBorders>
+              <w:top w:val="single" w:sz="4" w:space="0" w:color="555555"/>
+              <w:left w:val="single" w:sz="4" w:space="0" w:color="555555"/>
+              <w:bottom w:val="single" w:sz="4" w:space="0" w:color="555555"/>
+              <w:right w:val="single" w:sz="4" w:space="0" w:color="555555"/>
+            </w:tcBorders>
+          </w:tcPr>
+          <w:p>
+            <w:pPr>
+              <w:jc w:val="center"/>
+              <w:bidi/>
+            </w:pPr>
+            <w:r>
+              <w:rPr>
+                <w:b/>
+                <w:sz w:val="15"/>
+              </w:rPr>
+              <w:t>الاستشارة</w:t>
+            </w:r>
+          </w:p>
+        </w:tc>
+        <w:tc>
+          <w:tcPr>
+            <w:tcW w:type="dxa" w:w="1108"/>
+            <w:shd w:val="clear" w:color="auto" w:fill="e8e8e8"/>
+            <w:tcBorders>
+              <w:top w:val="single" w:sz="4" w:space="0" w:color="555555"/>
+              <w:left w:val="single" w:sz="4" w:space="0" w:color="555555"/>
+              <w:bottom w:val="single" w:sz="4" w:space="0" w:color="555555"/>
+              <w:right w:val="single" w:sz="4" w:space="0" w:color="555555"/>
+            </w:tcBorders>
+          </w:tcPr>
+          <w:p>
+            <w:pPr>
+              <w:jc w:val="center"/>
+              <w:bidi/>
+            </w:pPr>
+            <w:r>
+              <w:rPr>
+                <w:b/>
+                <w:sz w:val="15"/>
+              </w:rPr>
+              <w:t>إنجاز الأنشطة</w:t>
             </w:r>
           </w:p>
         </w:tc>
       </w:tr>
       <w:tr>
+        <w:trPr>
+          <w:trHeight w:val="396"/>
+        </w:trPr>
         <w:tc>
           <w:tcPr>
-            <w:tcW w:type="dxa" w:w="1994"/>
+            <w:tcW w:type="dxa" w:w="1108"/>
+            <w:shd w:val="clear" w:color="auto" w:fill="f3f3f3"/>
+            <w:tcBorders>
+              <w:top w:val="single" w:sz="4" w:space="0" w:color="555555"/>
+              <w:left w:val="single" w:sz="4" w:space="0" w:color="555555"/>
+              <w:bottom w:val="single" w:sz="4" w:space="0" w:color="555555"/>
+              <w:right w:val="single" w:sz="4" w:space="0" w:color="555555"/>
+            </w:tcBorders>
           </w:tcPr>
           <w:p>
             <w:pPr>
-              <w:jc w:val="center"/>
+              <w:bidi/>
+              <w:jc w:val="right"/>
             </w:pPr>
+            <w:r>
+              <w:rPr>
+                <w:b/>
+                <w:sz w:val="16"/>
+              </w:rPr>
+              <w:t>مجلس التدبير</w:t>
+            </w:r>
           </w:p>
         </w:tc>
         <w:tc>
           <w:tcPr>
-            <w:tcW w:type="dxa" w:w="1994"/>
+            <w:tcW w:type="dxa" w:w="1108"/>
+            <w:tcBorders>
+              <w:top w:val="single" w:sz="4" w:space="0" w:color="555555"/>
+              <w:left w:val="single" w:sz="4" w:space="0" w:color="555555"/>
+              <w:bottom w:val="single" w:sz="4" w:space="0" w:color="555555"/>
+              <w:right w:val="single" w:sz="4" w:space="0" w:color="555555"/>
+            </w:tcBorders>
+          </w:tcPr>
+          <w:p/>
+        </w:tc>
+        <w:tc>
+          <w:tcPr>
+            <w:tcW w:type="dxa" w:w="1108"/>
+            <w:tcBorders>
+              <w:top w:val="single" w:sz="4" w:space="0" w:color="555555"/>
+              <w:left w:val="single" w:sz="4" w:space="0" w:color="555555"/>
+              <w:bottom w:val="single" w:sz="4" w:space="0" w:color="555555"/>
+              <w:right w:val="single" w:sz="4" w:space="0" w:color="555555"/>
+            </w:tcBorders>
+          </w:tcPr>
+          <w:p/>
+        </w:tc>
+        <w:tc>
+          <w:tcPr>
+            <w:tcW w:type="dxa" w:w="1108"/>
+            <w:tcBorders>
+              <w:top w:val="single" w:sz="4" w:space="0" w:color="555555"/>
+              <w:left w:val="single" w:sz="4" w:space="0" w:color="555555"/>
+              <w:bottom w:val="single" w:sz="4" w:space="0" w:color="555555"/>
+              <w:right w:val="single" w:sz="4" w:space="0" w:color="555555"/>
+            </w:tcBorders>
+          </w:tcPr>
+          <w:p/>
+        </w:tc>
+        <w:tc>
+          <w:tcPr>
+            <w:tcW w:type="dxa" w:w="1108"/>
+            <w:tcBorders>
+              <w:top w:val="single" w:sz="4" w:space="0" w:color="555555"/>
+              <w:left w:val="single" w:sz="4" w:space="0" w:color="555555"/>
+              <w:bottom w:val="single" w:sz="4" w:space="0" w:color="555555"/>
+              <w:right w:val="single" w:sz="4" w:space="0" w:color="555555"/>
+            </w:tcBorders>
+          </w:tcPr>
+          <w:p/>
+        </w:tc>
+        <w:tc>
+          <w:tcPr>
+            <w:tcW w:type="dxa" w:w="1108"/>
+            <w:tcBorders>
+              <w:top w:val="single" w:sz="4" w:space="0" w:color="555555"/>
+              <w:left w:val="single" w:sz="4" w:space="0" w:color="555555"/>
+              <w:bottom w:val="single" w:sz="4" w:space="0" w:color="555555"/>
+              <w:right w:val="single" w:sz="4" w:space="0" w:color="555555"/>
+            </w:tcBorders>
+          </w:tcPr>
+          <w:p/>
+        </w:tc>
+        <w:tc>
+          <w:tcPr>
+            <w:tcW w:type="dxa" w:w="1108"/>
+            <w:tcBorders>
+              <w:top w:val="single" w:sz="4" w:space="0" w:color="555555"/>
+              <w:left w:val="single" w:sz="4" w:space="0" w:color="555555"/>
+              <w:bottom w:val="single" w:sz="4" w:space="0" w:color="555555"/>
+              <w:right w:val="single" w:sz="4" w:space="0" w:color="555555"/>
+            </w:tcBorders>
+          </w:tcPr>
+          <w:p/>
+        </w:tc>
+        <w:tc>
+          <w:tcPr>
+            <w:tcW w:type="dxa" w:w="1108"/>
+            <w:tcBorders>
+              <w:top w:val="single" w:sz="4" w:space="0" w:color="555555"/>
+              <w:left w:val="single" w:sz="4" w:space="0" w:color="555555"/>
+              <w:bottom w:val="single" w:sz="4" w:space="0" w:color="555555"/>
+              <w:right w:val="single" w:sz="4" w:space="0" w:color="555555"/>
+            </w:tcBorders>
+          </w:tcPr>
+          <w:p/>
+        </w:tc>
+        <w:tc>
+          <w:tcPr>
+            <w:tcW w:type="dxa" w:w="1108"/>
+            <w:tcBorders>
+              <w:top w:val="single" w:sz="4" w:space="0" w:color="555555"/>
+              <w:left w:val="single" w:sz="4" w:space="0" w:color="555555"/>
+              <w:bottom w:val="single" w:sz="4" w:space="0" w:color="555555"/>
+              <w:right w:val="single" w:sz="4" w:space="0" w:color="555555"/>
+            </w:tcBorders>
+          </w:tcPr>
+          <w:p/>
+        </w:tc>
+      </w:tr>
+      <w:tr>
+        <w:trPr>
+          <w:trHeight w:val="396"/>
+        </w:trPr>
+        <w:tc>
+          <w:tcPr>
+            <w:tcW w:type="dxa" w:w="1108"/>
+            <w:shd w:val="clear" w:color="auto" w:fill="f3f3f3"/>
+            <w:tcBorders>
+              <w:top w:val="single" w:sz="4" w:space="0" w:color="555555"/>
+              <w:left w:val="single" w:sz="4" w:space="0" w:color="555555"/>
+              <w:bottom w:val="single" w:sz="4" w:space="0" w:color="555555"/>
+              <w:right w:val="single" w:sz="4" w:space="0" w:color="555555"/>
+            </w:tcBorders>
           </w:tcPr>
           <w:p>
             <w:pPr>
-              <w:jc w:val="center"/>
+              <w:bidi/>
+              <w:jc w:val="right"/>
             </w:pPr>
+            <w:r>
+              <w:rPr>
+                <w:b/>
+                <w:sz w:val="16"/>
+              </w:rPr>
+              <w:t>المجلس التربوي</w:t>
+            </w:r>
           </w:p>
         </w:tc>
         <w:tc>
           <w:tcPr>
-            <w:tcW w:type="dxa" w:w="1994"/>
+            <w:tcW w:type="dxa" w:w="1108"/>
+            <w:tcBorders>
+              <w:top w:val="single" w:sz="4" w:space="0" w:color="555555"/>
+              <w:left w:val="single" w:sz="4" w:space="0" w:color="555555"/>
+              <w:bottom w:val="single" w:sz="4" w:space="0" w:color="555555"/>
+              <w:right w:val="single" w:sz="4" w:space="0" w:color="555555"/>
+            </w:tcBorders>
+          </w:tcPr>
+          <w:p/>
+        </w:tc>
+        <w:tc>
+          <w:tcPr>
+            <w:tcW w:type="dxa" w:w="1108"/>
+            <w:tcBorders>
+              <w:top w:val="single" w:sz="4" w:space="0" w:color="555555"/>
+              <w:left w:val="single" w:sz="4" w:space="0" w:color="555555"/>
+              <w:bottom w:val="single" w:sz="4" w:space="0" w:color="555555"/>
+              <w:right w:val="single" w:sz="4" w:space="0" w:color="555555"/>
+            </w:tcBorders>
+          </w:tcPr>
+          <w:p/>
+        </w:tc>
+        <w:tc>
+          <w:tcPr>
+            <w:tcW w:type="dxa" w:w="1108"/>
+            <w:tcBorders>
+              <w:top w:val="single" w:sz="4" w:space="0" w:color="555555"/>
+              <w:left w:val="single" w:sz="4" w:space="0" w:color="555555"/>
+              <w:bottom w:val="single" w:sz="4" w:space="0" w:color="555555"/>
+              <w:right w:val="single" w:sz="4" w:space="0" w:color="555555"/>
+            </w:tcBorders>
+          </w:tcPr>
+          <w:p/>
+        </w:tc>
+        <w:tc>
+          <w:tcPr>
+            <w:tcW w:type="dxa" w:w="1108"/>
+            <w:tcBorders>
+              <w:top w:val="single" w:sz="4" w:space="0" w:color="555555"/>
+              <w:left w:val="single" w:sz="4" w:space="0" w:color="555555"/>
+              <w:bottom w:val="single" w:sz="4" w:space="0" w:color="555555"/>
+              <w:right w:val="single" w:sz="4" w:space="0" w:color="555555"/>
+            </w:tcBorders>
+          </w:tcPr>
+          <w:p/>
+        </w:tc>
+        <w:tc>
+          <w:tcPr>
+            <w:tcW w:type="dxa" w:w="1108"/>
+            <w:tcBorders>
+              <w:top w:val="single" w:sz="4" w:space="0" w:color="555555"/>
+              <w:left w:val="single" w:sz="4" w:space="0" w:color="555555"/>
+              <w:bottom w:val="single" w:sz="4" w:space="0" w:color="555555"/>
+              <w:right w:val="single" w:sz="4" w:space="0" w:color="555555"/>
+            </w:tcBorders>
+          </w:tcPr>
+          <w:p/>
+        </w:tc>
+        <w:tc>
+          <w:tcPr>
+            <w:tcW w:type="dxa" w:w="1108"/>
+            <w:tcBorders>
+              <w:top w:val="single" w:sz="4" w:space="0" w:color="555555"/>
+              <w:left w:val="single" w:sz="4" w:space="0" w:color="555555"/>
+              <w:bottom w:val="single" w:sz="4" w:space="0" w:color="555555"/>
+              <w:right w:val="single" w:sz="4" w:space="0" w:color="555555"/>
+            </w:tcBorders>
+          </w:tcPr>
+          <w:p/>
+        </w:tc>
+        <w:tc>
+          <w:tcPr>
+            <w:tcW w:type="dxa" w:w="1108"/>
+            <w:tcBorders>
+              <w:top w:val="single" w:sz="4" w:space="0" w:color="555555"/>
+              <w:left w:val="single" w:sz="4" w:space="0" w:color="555555"/>
+              <w:bottom w:val="single" w:sz="4" w:space="0" w:color="555555"/>
+              <w:right w:val="single" w:sz="4" w:space="0" w:color="555555"/>
+            </w:tcBorders>
+          </w:tcPr>
+          <w:p/>
+        </w:tc>
+        <w:tc>
+          <w:tcPr>
+            <w:tcW w:type="dxa" w:w="1108"/>
+            <w:tcBorders>
+              <w:top w:val="single" w:sz="4" w:space="0" w:color="555555"/>
+              <w:left w:val="single" w:sz="4" w:space="0" w:color="555555"/>
+              <w:bottom w:val="single" w:sz="4" w:space="0" w:color="555555"/>
+              <w:right w:val="single" w:sz="4" w:space="0" w:color="555555"/>
+            </w:tcBorders>
+          </w:tcPr>
+          <w:p/>
+        </w:tc>
+      </w:tr>
+      <w:tr>
+        <w:trPr>
+          <w:trHeight w:val="396"/>
+        </w:trPr>
+        <w:tc>
+          <w:tcPr>
+            <w:tcW w:type="dxa" w:w="1108"/>
+            <w:shd w:val="clear" w:color="auto" w:fill="f3f3f3"/>
+            <w:tcBorders>
+              <w:top w:val="single" w:sz="4" w:space="0" w:color="555555"/>
+              <w:left w:val="single" w:sz="4" w:space="0" w:color="555555"/>
+              <w:bottom w:val="single" w:sz="4" w:space="0" w:color="555555"/>
+              <w:right w:val="single" w:sz="4" w:space="0" w:color="555555"/>
+            </w:tcBorders>
           </w:tcPr>
           <w:p>
             <w:pPr>
-              <w:jc w:val="center"/>
+              <w:bidi/>
+              <w:jc w:val="right"/>
             </w:pPr>
+            <w:r>
+              <w:rPr>
+                <w:b/>
+                <w:sz w:val="16"/>
+              </w:rPr>
+              <w:t>هيئة الإدارة</w:t>
+            </w:r>
           </w:p>
         </w:tc>
         <w:tc>
           <w:tcPr>
-            <w:tcW w:type="dxa" w:w="1994"/>
+            <w:tcW w:type="dxa" w:w="1108"/>
+            <w:tcBorders>
+              <w:top w:val="single" w:sz="4" w:space="0" w:color="555555"/>
+              <w:left w:val="single" w:sz="4" w:space="0" w:color="555555"/>
+              <w:bottom w:val="single" w:sz="4" w:space="0" w:color="555555"/>
+              <w:right w:val="single" w:sz="4" w:space="0" w:color="555555"/>
+            </w:tcBorders>
+          </w:tcPr>
+          <w:p/>
+        </w:tc>
+        <w:tc>
+          <w:tcPr>
+            <w:tcW w:type="dxa" w:w="1108"/>
+            <w:tcBorders>
+              <w:top w:val="single" w:sz="4" w:space="0" w:color="555555"/>
+              <w:left w:val="single" w:sz="4" w:space="0" w:color="555555"/>
+              <w:bottom w:val="single" w:sz="4" w:space="0" w:color="555555"/>
+              <w:right w:val="single" w:sz="4" w:space="0" w:color="555555"/>
+            </w:tcBorders>
+          </w:tcPr>
+          <w:p/>
+        </w:tc>
+        <w:tc>
+          <w:tcPr>
+            <w:tcW w:type="dxa" w:w="1108"/>
+            <w:tcBorders>
+              <w:top w:val="single" w:sz="4" w:space="0" w:color="555555"/>
+              <w:left w:val="single" w:sz="4" w:space="0" w:color="555555"/>
+              <w:bottom w:val="single" w:sz="4" w:space="0" w:color="555555"/>
+              <w:right w:val="single" w:sz="4" w:space="0" w:color="555555"/>
+            </w:tcBorders>
+          </w:tcPr>
+          <w:p/>
+        </w:tc>
+        <w:tc>
+          <w:tcPr>
+            <w:tcW w:type="dxa" w:w="1108"/>
+            <w:tcBorders>
+              <w:top w:val="single" w:sz="4" w:space="0" w:color="555555"/>
+              <w:left w:val="single" w:sz="4" w:space="0" w:color="555555"/>
+              <w:bottom w:val="single" w:sz="4" w:space="0" w:color="555555"/>
+              <w:right w:val="single" w:sz="4" w:space="0" w:color="555555"/>
+            </w:tcBorders>
+          </w:tcPr>
+          <w:p/>
+        </w:tc>
+        <w:tc>
+          <w:tcPr>
+            <w:tcW w:type="dxa" w:w="1108"/>
+            <w:tcBorders>
+              <w:top w:val="single" w:sz="4" w:space="0" w:color="555555"/>
+              <w:left w:val="single" w:sz="4" w:space="0" w:color="555555"/>
+              <w:bottom w:val="single" w:sz="4" w:space="0" w:color="555555"/>
+              <w:right w:val="single" w:sz="4" w:space="0" w:color="555555"/>
+            </w:tcBorders>
+          </w:tcPr>
+          <w:p/>
+        </w:tc>
+        <w:tc>
+          <w:tcPr>
+            <w:tcW w:type="dxa" w:w="1108"/>
+            <w:tcBorders>
+              <w:top w:val="single" w:sz="4" w:space="0" w:color="555555"/>
+              <w:left w:val="single" w:sz="4" w:space="0" w:color="555555"/>
+              <w:bottom w:val="single" w:sz="4" w:space="0" w:color="555555"/>
+              <w:right w:val="single" w:sz="4" w:space="0" w:color="555555"/>
+            </w:tcBorders>
+          </w:tcPr>
+          <w:p/>
+        </w:tc>
+        <w:tc>
+          <w:tcPr>
+            <w:tcW w:type="dxa" w:w="1108"/>
+            <w:tcBorders>
+              <w:top w:val="single" w:sz="4" w:space="0" w:color="555555"/>
+              <w:left w:val="single" w:sz="4" w:space="0" w:color="555555"/>
+              <w:bottom w:val="single" w:sz="4" w:space="0" w:color="555555"/>
+              <w:right w:val="single" w:sz="4" w:space="0" w:color="555555"/>
+            </w:tcBorders>
+          </w:tcPr>
+          <w:p/>
+        </w:tc>
+        <w:tc>
+          <w:tcPr>
+            <w:tcW w:type="dxa" w:w="1108"/>
+            <w:tcBorders>
+              <w:top w:val="single" w:sz="4" w:space="0" w:color="555555"/>
+              <w:left w:val="single" w:sz="4" w:space="0" w:color="555555"/>
+              <w:bottom w:val="single" w:sz="4" w:space="0" w:color="555555"/>
+              <w:right w:val="single" w:sz="4" w:space="0" w:color="555555"/>
+            </w:tcBorders>
+          </w:tcPr>
+          <w:p/>
+        </w:tc>
+      </w:tr>
+      <w:tr>
+        <w:trPr>
+          <w:trHeight w:val="396"/>
+        </w:trPr>
+        <w:tc>
+          <w:tcPr>
+            <w:tcW w:type="dxa" w:w="1108"/>
+            <w:shd w:val="clear" w:color="auto" w:fill="f3f3f3"/>
+            <w:tcBorders>
+              <w:top w:val="single" w:sz="4" w:space="0" w:color="555555"/>
+              <w:left w:val="single" w:sz="4" w:space="0" w:color="555555"/>
+              <w:bottom w:val="single" w:sz="4" w:space="0" w:color="555555"/>
+              <w:right w:val="single" w:sz="4" w:space="0" w:color="555555"/>
+            </w:tcBorders>
           </w:tcPr>
           <w:p>
             <w:pPr>
-              <w:jc w:val="center"/>
+              <w:bidi/>
+              <w:jc w:val="right"/>
             </w:pPr>
+            <w:r>
+              <w:rPr>
+                <w:b/>
+                <w:sz w:val="16"/>
+              </w:rPr>
+              <w:t>هيئة التدريس</w:t>
+            </w:r>
           </w:p>
         </w:tc>
         <w:tc>
           <w:tcPr>
-            <w:tcW w:type="dxa" w:w="1994"/>
+            <w:tcW w:type="dxa" w:w="1108"/>
+            <w:tcBorders>
+              <w:top w:val="single" w:sz="4" w:space="0" w:color="555555"/>
+              <w:left w:val="single" w:sz="4" w:space="0" w:color="555555"/>
+              <w:bottom w:val="single" w:sz="4" w:space="0" w:color="555555"/>
+              <w:right w:val="single" w:sz="4" w:space="0" w:color="555555"/>
+            </w:tcBorders>
+          </w:tcPr>
+          <w:p/>
+        </w:tc>
+        <w:tc>
+          <w:tcPr>
+            <w:tcW w:type="dxa" w:w="1108"/>
+            <w:tcBorders>
+              <w:top w:val="single" w:sz="4" w:space="0" w:color="555555"/>
+              <w:left w:val="single" w:sz="4" w:space="0" w:color="555555"/>
+              <w:bottom w:val="single" w:sz="4" w:space="0" w:color="555555"/>
+              <w:right w:val="single" w:sz="4" w:space="0" w:color="555555"/>
+            </w:tcBorders>
+          </w:tcPr>
+          <w:p/>
+        </w:tc>
+        <w:tc>
+          <w:tcPr>
+            <w:tcW w:type="dxa" w:w="1108"/>
+            <w:tcBorders>
+              <w:top w:val="single" w:sz="4" w:space="0" w:color="555555"/>
+              <w:left w:val="single" w:sz="4" w:space="0" w:color="555555"/>
+              <w:bottom w:val="single" w:sz="4" w:space="0" w:color="555555"/>
+              <w:right w:val="single" w:sz="4" w:space="0" w:color="555555"/>
+            </w:tcBorders>
+          </w:tcPr>
+          <w:p/>
+        </w:tc>
+        <w:tc>
+          <w:tcPr>
+            <w:tcW w:type="dxa" w:w="1108"/>
+            <w:tcBorders>
+              <w:top w:val="single" w:sz="4" w:space="0" w:color="555555"/>
+              <w:left w:val="single" w:sz="4" w:space="0" w:color="555555"/>
+              <w:bottom w:val="single" w:sz="4" w:space="0" w:color="555555"/>
+              <w:right w:val="single" w:sz="4" w:space="0" w:color="555555"/>
+            </w:tcBorders>
+          </w:tcPr>
+          <w:p/>
+        </w:tc>
+        <w:tc>
+          <w:tcPr>
+            <w:tcW w:type="dxa" w:w="1108"/>
+            <w:tcBorders>
+              <w:top w:val="single" w:sz="4" w:space="0" w:color="555555"/>
+              <w:left w:val="single" w:sz="4" w:space="0" w:color="555555"/>
+              <w:bottom w:val="single" w:sz="4" w:space="0" w:color="555555"/>
+              <w:right w:val="single" w:sz="4" w:space="0" w:color="555555"/>
+            </w:tcBorders>
+          </w:tcPr>
+          <w:p/>
+        </w:tc>
+        <w:tc>
+          <w:tcPr>
+            <w:tcW w:type="dxa" w:w="1108"/>
+            <w:tcBorders>
+              <w:top w:val="single" w:sz="4" w:space="0" w:color="555555"/>
+              <w:left w:val="single" w:sz="4" w:space="0" w:color="555555"/>
+              <w:bottom w:val="single" w:sz="4" w:space="0" w:color="555555"/>
+              <w:right w:val="single" w:sz="4" w:space="0" w:color="555555"/>
+            </w:tcBorders>
+          </w:tcPr>
+          <w:p/>
+        </w:tc>
+        <w:tc>
+          <w:tcPr>
+            <w:tcW w:type="dxa" w:w="1108"/>
+            <w:tcBorders>
+              <w:top w:val="single" w:sz="4" w:space="0" w:color="555555"/>
+              <w:left w:val="single" w:sz="4" w:space="0" w:color="555555"/>
+              <w:bottom w:val="single" w:sz="4" w:space="0" w:color="555555"/>
+              <w:right w:val="single" w:sz="4" w:space="0" w:color="555555"/>
+            </w:tcBorders>
+          </w:tcPr>
+          <w:p/>
+        </w:tc>
+        <w:tc>
+          <w:tcPr>
+            <w:tcW w:type="dxa" w:w="1108"/>
+            <w:tcBorders>
+              <w:top w:val="single" w:sz="4" w:space="0" w:color="555555"/>
+              <w:left w:val="single" w:sz="4" w:space="0" w:color="555555"/>
+              <w:bottom w:val="single" w:sz="4" w:space="0" w:color="555555"/>
+              <w:right w:val="single" w:sz="4" w:space="0" w:color="555555"/>
+            </w:tcBorders>
+          </w:tcPr>
+          <w:p/>
+        </w:tc>
+      </w:tr>
+      <w:tr>
+        <w:trPr>
+          <w:trHeight w:val="396"/>
+        </w:trPr>
+        <w:tc>
+          <w:tcPr>
+            <w:tcW w:type="dxa" w:w="1108"/>
+            <w:shd w:val="clear" w:color="auto" w:fill="f3f3f3"/>
+            <w:tcBorders>
+              <w:top w:val="single" w:sz="4" w:space="0" w:color="555555"/>
+              <w:left w:val="single" w:sz="4" w:space="0" w:color="555555"/>
+              <w:bottom w:val="single" w:sz="4" w:space="0" w:color="555555"/>
+              <w:right w:val="single" w:sz="4" w:space="0" w:color="555555"/>
+            </w:tcBorders>
           </w:tcPr>
           <w:p>
             <w:pPr>
-              <w:jc w:val="center"/>
+              <w:bidi/>
+              <w:jc w:val="right"/>
             </w:pPr>
-          </w:p>
-        </w:tc>
-      </w:tr>
-      <w:tr>
-        <w:tc>
-          <w:tcPr>
-            <w:tcW w:type="dxa" w:w="1994"/>
-          </w:tcPr>
-          <w:p>
-            <w:pPr>
-              <w:jc w:val="center"/>
-            </w:pPr>
+            <w:r>
+              <w:rPr>
+                <w:b/>
+                <w:sz w:val="16"/>
+              </w:rPr>
+              <w:t>المتعلمون</w:t>
+            </w:r>
           </w:p>
         </w:tc>
         <w:tc>
           <w:tcPr>
-            <w:tcW w:type="dxa" w:w="1994"/>
+            <w:tcW w:type="dxa" w:w="1108"/>
+            <w:tcBorders>
+              <w:top w:val="single" w:sz="4" w:space="0" w:color="555555"/>
+              <w:left w:val="single" w:sz="4" w:space="0" w:color="555555"/>
+              <w:bottom w:val="single" w:sz="4" w:space="0" w:color="555555"/>
+              <w:right w:val="single" w:sz="4" w:space="0" w:color="555555"/>
+            </w:tcBorders>
+          </w:tcPr>
+          <w:p/>
+        </w:tc>
+        <w:tc>
+          <w:tcPr>
+            <w:tcW w:type="dxa" w:w="1108"/>
+            <w:tcBorders>
+              <w:top w:val="single" w:sz="4" w:space="0" w:color="555555"/>
+              <w:left w:val="single" w:sz="4" w:space="0" w:color="555555"/>
+              <w:bottom w:val="single" w:sz="4" w:space="0" w:color="555555"/>
+              <w:right w:val="single" w:sz="4" w:space="0" w:color="555555"/>
+            </w:tcBorders>
+          </w:tcPr>
+          <w:p/>
+        </w:tc>
+        <w:tc>
+          <w:tcPr>
+            <w:tcW w:type="dxa" w:w="1108"/>
+            <w:tcBorders>
+              <w:top w:val="single" w:sz="4" w:space="0" w:color="555555"/>
+              <w:left w:val="single" w:sz="4" w:space="0" w:color="555555"/>
+              <w:bottom w:val="single" w:sz="4" w:space="0" w:color="555555"/>
+              <w:right w:val="single" w:sz="4" w:space="0" w:color="555555"/>
+            </w:tcBorders>
+          </w:tcPr>
+          <w:p/>
+        </w:tc>
+        <w:tc>
+          <w:tcPr>
+            <w:tcW w:type="dxa" w:w="1108"/>
+            <w:tcBorders>
+              <w:top w:val="single" w:sz="4" w:space="0" w:color="555555"/>
+              <w:left w:val="single" w:sz="4" w:space="0" w:color="555555"/>
+              <w:bottom w:val="single" w:sz="4" w:space="0" w:color="555555"/>
+              <w:right w:val="single" w:sz="4" w:space="0" w:color="555555"/>
+            </w:tcBorders>
+          </w:tcPr>
+          <w:p/>
+        </w:tc>
+        <w:tc>
+          <w:tcPr>
+            <w:tcW w:type="dxa" w:w="1108"/>
+            <w:tcBorders>
+              <w:top w:val="single" w:sz="4" w:space="0" w:color="555555"/>
+              <w:left w:val="single" w:sz="4" w:space="0" w:color="555555"/>
+              <w:bottom w:val="single" w:sz="4" w:space="0" w:color="555555"/>
+              <w:right w:val="single" w:sz="4" w:space="0" w:color="555555"/>
+            </w:tcBorders>
+          </w:tcPr>
+          <w:p/>
+        </w:tc>
+        <w:tc>
+          <w:tcPr>
+            <w:tcW w:type="dxa" w:w="1108"/>
+            <w:tcBorders>
+              <w:top w:val="single" w:sz="4" w:space="0" w:color="555555"/>
+              <w:left w:val="single" w:sz="4" w:space="0" w:color="555555"/>
+              <w:bottom w:val="single" w:sz="4" w:space="0" w:color="555555"/>
+              <w:right w:val="single" w:sz="4" w:space="0" w:color="555555"/>
+            </w:tcBorders>
+          </w:tcPr>
+          <w:p/>
+        </w:tc>
+        <w:tc>
+          <w:tcPr>
+            <w:tcW w:type="dxa" w:w="1108"/>
+            <w:tcBorders>
+              <w:top w:val="single" w:sz="4" w:space="0" w:color="555555"/>
+              <w:left w:val="single" w:sz="4" w:space="0" w:color="555555"/>
+              <w:bottom w:val="single" w:sz="4" w:space="0" w:color="555555"/>
+              <w:right w:val="single" w:sz="4" w:space="0" w:color="555555"/>
+            </w:tcBorders>
+          </w:tcPr>
+          <w:p/>
+        </w:tc>
+        <w:tc>
+          <w:tcPr>
+            <w:tcW w:type="dxa" w:w="1108"/>
+            <w:tcBorders>
+              <w:top w:val="single" w:sz="4" w:space="0" w:color="555555"/>
+              <w:left w:val="single" w:sz="4" w:space="0" w:color="555555"/>
+              <w:bottom w:val="single" w:sz="4" w:space="0" w:color="555555"/>
+              <w:right w:val="single" w:sz="4" w:space="0" w:color="555555"/>
+            </w:tcBorders>
+          </w:tcPr>
+          <w:p/>
+        </w:tc>
+      </w:tr>
+      <w:tr>
+        <w:trPr>
+          <w:trHeight w:val="396"/>
+        </w:trPr>
+        <w:tc>
+          <w:tcPr>
+            <w:tcW w:type="dxa" w:w="1108"/>
+            <w:shd w:val="clear" w:color="auto" w:fill="f3f3f3"/>
+            <w:tcBorders>
+              <w:top w:val="single" w:sz="4" w:space="0" w:color="555555"/>
+              <w:left w:val="single" w:sz="4" w:space="0" w:color="555555"/>
+              <w:bottom w:val="single" w:sz="4" w:space="0" w:color="555555"/>
+              <w:right w:val="single" w:sz="4" w:space="0" w:color="555555"/>
+            </w:tcBorders>
           </w:tcPr>
           <w:p>
             <w:pPr>
-              <w:jc w:val="center"/>
+              <w:bidi/>
+              <w:jc w:val="right"/>
             </w:pPr>
+            <w:r>
+              <w:rPr>
+                <w:b/>
+                <w:sz w:val="16"/>
+              </w:rPr>
+              <w:t>هيئة التفتيش</w:t>
+            </w:r>
           </w:p>
         </w:tc>
         <w:tc>
           <w:tcPr>
-            <w:tcW w:type="dxa" w:w="1994"/>
+            <w:tcW w:type="dxa" w:w="1108"/>
+            <w:tcBorders>
+              <w:top w:val="single" w:sz="4" w:space="0" w:color="555555"/>
+              <w:left w:val="single" w:sz="4" w:space="0" w:color="555555"/>
+              <w:bottom w:val="single" w:sz="4" w:space="0" w:color="555555"/>
+              <w:right w:val="single" w:sz="4" w:space="0" w:color="555555"/>
+            </w:tcBorders>
+          </w:tcPr>
+          <w:p/>
+        </w:tc>
+        <w:tc>
+          <w:tcPr>
+            <w:tcW w:type="dxa" w:w="1108"/>
+            <w:tcBorders>
+              <w:top w:val="single" w:sz="4" w:space="0" w:color="555555"/>
+              <w:left w:val="single" w:sz="4" w:space="0" w:color="555555"/>
+              <w:bottom w:val="single" w:sz="4" w:space="0" w:color="555555"/>
+              <w:right w:val="single" w:sz="4" w:space="0" w:color="555555"/>
+            </w:tcBorders>
+          </w:tcPr>
+          <w:p/>
+        </w:tc>
+        <w:tc>
+          <w:tcPr>
+            <w:tcW w:type="dxa" w:w="1108"/>
+            <w:tcBorders>
+              <w:top w:val="single" w:sz="4" w:space="0" w:color="555555"/>
+              <w:left w:val="single" w:sz="4" w:space="0" w:color="555555"/>
+              <w:bottom w:val="single" w:sz="4" w:space="0" w:color="555555"/>
+              <w:right w:val="single" w:sz="4" w:space="0" w:color="555555"/>
+            </w:tcBorders>
+          </w:tcPr>
+          <w:p/>
+        </w:tc>
+        <w:tc>
+          <w:tcPr>
+            <w:tcW w:type="dxa" w:w="1108"/>
+            <w:tcBorders>
+              <w:top w:val="single" w:sz="4" w:space="0" w:color="555555"/>
+              <w:left w:val="single" w:sz="4" w:space="0" w:color="555555"/>
+              <w:bottom w:val="single" w:sz="4" w:space="0" w:color="555555"/>
+              <w:right w:val="single" w:sz="4" w:space="0" w:color="555555"/>
+            </w:tcBorders>
+          </w:tcPr>
+          <w:p/>
+        </w:tc>
+        <w:tc>
+          <w:tcPr>
+            <w:tcW w:type="dxa" w:w="1108"/>
+            <w:tcBorders>
+              <w:top w:val="single" w:sz="4" w:space="0" w:color="555555"/>
+              <w:left w:val="single" w:sz="4" w:space="0" w:color="555555"/>
+              <w:bottom w:val="single" w:sz="4" w:space="0" w:color="555555"/>
+              <w:right w:val="single" w:sz="4" w:space="0" w:color="555555"/>
+            </w:tcBorders>
+          </w:tcPr>
+          <w:p/>
+        </w:tc>
+        <w:tc>
+          <w:tcPr>
+            <w:tcW w:type="dxa" w:w="1108"/>
+            <w:tcBorders>
+              <w:top w:val="single" w:sz="4" w:space="0" w:color="555555"/>
+              <w:left w:val="single" w:sz="4" w:space="0" w:color="555555"/>
+              <w:bottom w:val="single" w:sz="4" w:space="0" w:color="555555"/>
+              <w:right w:val="single" w:sz="4" w:space="0" w:color="555555"/>
+            </w:tcBorders>
+          </w:tcPr>
+          <w:p/>
+        </w:tc>
+        <w:tc>
+          <w:tcPr>
+            <w:tcW w:type="dxa" w:w="1108"/>
+            <w:tcBorders>
+              <w:top w:val="single" w:sz="4" w:space="0" w:color="555555"/>
+              <w:left w:val="single" w:sz="4" w:space="0" w:color="555555"/>
+              <w:bottom w:val="single" w:sz="4" w:space="0" w:color="555555"/>
+              <w:right w:val="single" w:sz="4" w:space="0" w:color="555555"/>
+            </w:tcBorders>
+          </w:tcPr>
+          <w:p/>
+        </w:tc>
+        <w:tc>
+          <w:tcPr>
+            <w:tcW w:type="dxa" w:w="1108"/>
+            <w:tcBorders>
+              <w:top w:val="single" w:sz="4" w:space="0" w:color="555555"/>
+              <w:left w:val="single" w:sz="4" w:space="0" w:color="555555"/>
+              <w:bottom w:val="single" w:sz="4" w:space="0" w:color="555555"/>
+              <w:right w:val="single" w:sz="4" w:space="0" w:color="555555"/>
+            </w:tcBorders>
+          </w:tcPr>
+          <w:p/>
+        </w:tc>
+      </w:tr>
+      <w:tr>
+        <w:trPr>
+          <w:trHeight w:val="396"/>
+        </w:trPr>
+        <w:tc>
+          <w:tcPr>
+            <w:tcW w:type="dxa" w:w="1108"/>
+            <w:shd w:val="clear" w:color="auto" w:fill="f3f3f3"/>
+            <w:tcBorders>
+              <w:top w:val="single" w:sz="4" w:space="0" w:color="555555"/>
+              <w:left w:val="single" w:sz="4" w:space="0" w:color="555555"/>
+              <w:bottom w:val="single" w:sz="4" w:space="0" w:color="555555"/>
+              <w:right w:val="single" w:sz="4" w:space="0" w:color="555555"/>
+            </w:tcBorders>
           </w:tcPr>
           <w:p>
             <w:pPr>
-              <w:jc w:val="center"/>
+              <w:bidi/>
+              <w:jc w:val="right"/>
             </w:pPr>
+            <w:r>
+              <w:rPr>
+                <w:b/>
+                <w:sz w:val="16"/>
+              </w:rPr>
+              <w:t>جمعية الآباء</w:t>
+            </w:r>
           </w:p>
         </w:tc>
         <w:tc>
           <w:tcPr>
-            <w:tcW w:type="dxa" w:w="1994"/>
+            <w:tcW w:type="dxa" w:w="1108"/>
+            <w:tcBorders>
+              <w:top w:val="single" w:sz="4" w:space="0" w:color="555555"/>
+              <w:left w:val="single" w:sz="4" w:space="0" w:color="555555"/>
+              <w:bottom w:val="single" w:sz="4" w:space="0" w:color="555555"/>
+              <w:right w:val="single" w:sz="4" w:space="0" w:color="555555"/>
+            </w:tcBorders>
+          </w:tcPr>
+          <w:p/>
+        </w:tc>
+        <w:tc>
+          <w:tcPr>
+            <w:tcW w:type="dxa" w:w="1108"/>
+            <w:tcBorders>
+              <w:top w:val="single" w:sz="4" w:space="0" w:color="555555"/>
+              <w:left w:val="single" w:sz="4" w:space="0" w:color="555555"/>
+              <w:bottom w:val="single" w:sz="4" w:space="0" w:color="555555"/>
+              <w:right w:val="single" w:sz="4" w:space="0" w:color="555555"/>
+            </w:tcBorders>
+          </w:tcPr>
+          <w:p/>
+        </w:tc>
+        <w:tc>
+          <w:tcPr>
+            <w:tcW w:type="dxa" w:w="1108"/>
+            <w:tcBorders>
+              <w:top w:val="single" w:sz="4" w:space="0" w:color="555555"/>
+              <w:left w:val="single" w:sz="4" w:space="0" w:color="555555"/>
+              <w:bottom w:val="single" w:sz="4" w:space="0" w:color="555555"/>
+              <w:right w:val="single" w:sz="4" w:space="0" w:color="555555"/>
+            </w:tcBorders>
+          </w:tcPr>
+          <w:p/>
+        </w:tc>
+        <w:tc>
+          <w:tcPr>
+            <w:tcW w:type="dxa" w:w="1108"/>
+            <w:tcBorders>
+              <w:top w:val="single" w:sz="4" w:space="0" w:color="555555"/>
+              <w:left w:val="single" w:sz="4" w:space="0" w:color="555555"/>
+              <w:bottom w:val="single" w:sz="4" w:space="0" w:color="555555"/>
+              <w:right w:val="single" w:sz="4" w:space="0" w:color="555555"/>
+            </w:tcBorders>
+          </w:tcPr>
+          <w:p/>
+        </w:tc>
+        <w:tc>
+          <w:tcPr>
+            <w:tcW w:type="dxa" w:w="1108"/>
+            <w:tcBorders>
+              <w:top w:val="single" w:sz="4" w:space="0" w:color="555555"/>
+              <w:left w:val="single" w:sz="4" w:space="0" w:color="555555"/>
+              <w:bottom w:val="single" w:sz="4" w:space="0" w:color="555555"/>
+              <w:right w:val="single" w:sz="4" w:space="0" w:color="555555"/>
+            </w:tcBorders>
+          </w:tcPr>
+          <w:p/>
+        </w:tc>
+        <w:tc>
+          <w:tcPr>
+            <w:tcW w:type="dxa" w:w="1108"/>
+            <w:tcBorders>
+              <w:top w:val="single" w:sz="4" w:space="0" w:color="555555"/>
+              <w:left w:val="single" w:sz="4" w:space="0" w:color="555555"/>
+              <w:bottom w:val="single" w:sz="4" w:space="0" w:color="555555"/>
+              <w:right w:val="single" w:sz="4" w:space="0" w:color="555555"/>
+            </w:tcBorders>
+          </w:tcPr>
+          <w:p/>
+        </w:tc>
+        <w:tc>
+          <w:tcPr>
+            <w:tcW w:type="dxa" w:w="1108"/>
+            <w:tcBorders>
+              <w:top w:val="single" w:sz="4" w:space="0" w:color="555555"/>
+              <w:left w:val="single" w:sz="4" w:space="0" w:color="555555"/>
+              <w:bottom w:val="single" w:sz="4" w:space="0" w:color="555555"/>
+              <w:right w:val="single" w:sz="4" w:space="0" w:color="555555"/>
+            </w:tcBorders>
+          </w:tcPr>
+          <w:p/>
+        </w:tc>
+        <w:tc>
+          <w:tcPr>
+            <w:tcW w:type="dxa" w:w="1108"/>
+            <w:tcBorders>
+              <w:top w:val="single" w:sz="4" w:space="0" w:color="555555"/>
+              <w:left w:val="single" w:sz="4" w:space="0" w:color="555555"/>
+              <w:bottom w:val="single" w:sz="4" w:space="0" w:color="555555"/>
+              <w:right w:val="single" w:sz="4" w:space="0" w:color="555555"/>
+            </w:tcBorders>
+          </w:tcPr>
+          <w:p/>
+        </w:tc>
+      </w:tr>
+      <w:tr>
+        <w:trPr>
+          <w:trHeight w:val="396"/>
+        </w:trPr>
+        <w:tc>
+          <w:tcPr>
+            <w:tcW w:type="dxa" w:w="1108"/>
+            <w:shd w:val="clear" w:color="auto" w:fill="f3f3f3"/>
+            <w:tcBorders>
+              <w:top w:val="single" w:sz="4" w:space="0" w:color="555555"/>
+              <w:left w:val="single" w:sz="4" w:space="0" w:color="555555"/>
+              <w:bottom w:val="single" w:sz="4" w:space="0" w:color="555555"/>
+              <w:right w:val="single" w:sz="4" w:space="0" w:color="555555"/>
+            </w:tcBorders>
           </w:tcPr>
           <w:p>
             <w:pPr>
-              <w:jc w:val="center"/>
+              <w:bidi/>
+              <w:jc w:val="right"/>
             </w:pPr>
+            <w:r>
+              <w:rPr>
+                <w:b/>
+                <w:sz w:val="16"/>
+              </w:rPr>
+              <w:t>الجماعة المحلية</w:t>
+            </w:r>
           </w:p>
         </w:tc>
         <w:tc>
           <w:tcPr>
-            <w:tcW w:type="dxa" w:w="1994"/>
+            <w:tcW w:type="dxa" w:w="1108"/>
+            <w:tcBorders>
+              <w:top w:val="single" w:sz="4" w:space="0" w:color="555555"/>
+              <w:left w:val="single" w:sz="4" w:space="0" w:color="555555"/>
+              <w:bottom w:val="single" w:sz="4" w:space="0" w:color="555555"/>
+              <w:right w:val="single" w:sz="4" w:space="0" w:color="555555"/>
+            </w:tcBorders>
+          </w:tcPr>
+          <w:p/>
+        </w:tc>
+        <w:tc>
+          <w:tcPr>
+            <w:tcW w:type="dxa" w:w="1108"/>
+            <w:tcBorders>
+              <w:top w:val="single" w:sz="4" w:space="0" w:color="555555"/>
+              <w:left w:val="single" w:sz="4" w:space="0" w:color="555555"/>
+              <w:bottom w:val="single" w:sz="4" w:space="0" w:color="555555"/>
+              <w:right w:val="single" w:sz="4" w:space="0" w:color="555555"/>
+            </w:tcBorders>
+          </w:tcPr>
+          <w:p/>
+        </w:tc>
+        <w:tc>
+          <w:tcPr>
+            <w:tcW w:type="dxa" w:w="1108"/>
+            <w:tcBorders>
+              <w:top w:val="single" w:sz="4" w:space="0" w:color="555555"/>
+              <w:left w:val="single" w:sz="4" w:space="0" w:color="555555"/>
+              <w:bottom w:val="single" w:sz="4" w:space="0" w:color="555555"/>
+              <w:right w:val="single" w:sz="4" w:space="0" w:color="555555"/>
+            </w:tcBorders>
+          </w:tcPr>
+          <w:p/>
+        </w:tc>
+        <w:tc>
+          <w:tcPr>
+            <w:tcW w:type="dxa" w:w="1108"/>
+            <w:tcBorders>
+              <w:top w:val="single" w:sz="4" w:space="0" w:color="555555"/>
+              <w:left w:val="single" w:sz="4" w:space="0" w:color="555555"/>
+              <w:bottom w:val="single" w:sz="4" w:space="0" w:color="555555"/>
+              <w:right w:val="single" w:sz="4" w:space="0" w:color="555555"/>
+            </w:tcBorders>
+          </w:tcPr>
+          <w:p/>
+        </w:tc>
+        <w:tc>
+          <w:tcPr>
+            <w:tcW w:type="dxa" w:w="1108"/>
+            <w:tcBorders>
+              <w:top w:val="single" w:sz="4" w:space="0" w:color="555555"/>
+              <w:left w:val="single" w:sz="4" w:space="0" w:color="555555"/>
+              <w:bottom w:val="single" w:sz="4" w:space="0" w:color="555555"/>
+              <w:right w:val="single" w:sz="4" w:space="0" w:color="555555"/>
+            </w:tcBorders>
+          </w:tcPr>
+          <w:p/>
+        </w:tc>
+        <w:tc>
+          <w:tcPr>
+            <w:tcW w:type="dxa" w:w="1108"/>
+            <w:tcBorders>
+              <w:top w:val="single" w:sz="4" w:space="0" w:color="555555"/>
+              <w:left w:val="single" w:sz="4" w:space="0" w:color="555555"/>
+              <w:bottom w:val="single" w:sz="4" w:space="0" w:color="555555"/>
+              <w:right w:val="single" w:sz="4" w:space="0" w:color="555555"/>
+            </w:tcBorders>
+          </w:tcPr>
+          <w:p/>
+        </w:tc>
+        <w:tc>
+          <w:tcPr>
+            <w:tcW w:type="dxa" w:w="1108"/>
+            <w:tcBorders>
+              <w:top w:val="single" w:sz="4" w:space="0" w:color="555555"/>
+              <w:left w:val="single" w:sz="4" w:space="0" w:color="555555"/>
+              <w:bottom w:val="single" w:sz="4" w:space="0" w:color="555555"/>
+              <w:right w:val="single" w:sz="4" w:space="0" w:color="555555"/>
+            </w:tcBorders>
+          </w:tcPr>
+          <w:p/>
+        </w:tc>
+        <w:tc>
+          <w:tcPr>
+            <w:tcW w:type="dxa" w:w="1108"/>
+            <w:tcBorders>
+              <w:top w:val="single" w:sz="4" w:space="0" w:color="555555"/>
+              <w:left w:val="single" w:sz="4" w:space="0" w:color="555555"/>
+              <w:bottom w:val="single" w:sz="4" w:space="0" w:color="555555"/>
+              <w:right w:val="single" w:sz="4" w:space="0" w:color="555555"/>
+            </w:tcBorders>
+          </w:tcPr>
+          <w:p/>
+        </w:tc>
+      </w:tr>
+      <w:tr>
+        <w:trPr>
+          <w:trHeight w:val="396"/>
+        </w:trPr>
+        <w:tc>
+          <w:tcPr>
+            <w:tcW w:type="dxa" w:w="1108"/>
+            <w:shd w:val="clear" w:color="auto" w:fill="f3f3f3"/>
+            <w:tcBorders>
+              <w:top w:val="single" w:sz="4" w:space="0" w:color="555555"/>
+              <w:left w:val="single" w:sz="4" w:space="0" w:color="555555"/>
+              <w:bottom w:val="single" w:sz="4" w:space="0" w:color="555555"/>
+              <w:right w:val="single" w:sz="4" w:space="0" w:color="555555"/>
+            </w:tcBorders>
           </w:tcPr>
           <w:p>
             <w:pPr>
-              <w:jc w:val="center"/>
+              <w:bidi/>
+              <w:jc w:val="right"/>
             </w:pPr>
-          </w:p>
-        </w:tc>
-      </w:tr>
-      <w:tr>
-        <w:tc>
-          <w:tcPr>
-            <w:tcW w:type="dxa" w:w="1994"/>
-          </w:tcPr>
-          <w:p>
-            <w:pPr>
-              <w:jc w:val="center"/>
-            </w:pPr>
+            <w:r>
+              <w:rPr>
+                <w:b/>
+                <w:sz w:val="16"/>
+              </w:rPr>
+              <w:t>قطاعات حكومية</w:t>
+            </w:r>
           </w:p>
         </w:tc>
         <w:tc>
           <w:tcPr>
-            <w:tcW w:type="dxa" w:w="1994"/>
+            <w:tcW w:type="dxa" w:w="1108"/>
+            <w:tcBorders>
+              <w:top w:val="single" w:sz="4" w:space="0" w:color="555555"/>
+              <w:left w:val="single" w:sz="4" w:space="0" w:color="555555"/>
+              <w:bottom w:val="single" w:sz="4" w:space="0" w:color="555555"/>
+              <w:right w:val="single" w:sz="4" w:space="0" w:color="555555"/>
+            </w:tcBorders>
+          </w:tcPr>
+          <w:p/>
+        </w:tc>
+        <w:tc>
+          <w:tcPr>
+            <w:tcW w:type="dxa" w:w="1108"/>
+            <w:tcBorders>
+              <w:top w:val="single" w:sz="4" w:space="0" w:color="555555"/>
+              <w:left w:val="single" w:sz="4" w:space="0" w:color="555555"/>
+              <w:bottom w:val="single" w:sz="4" w:space="0" w:color="555555"/>
+              <w:right w:val="single" w:sz="4" w:space="0" w:color="555555"/>
+            </w:tcBorders>
+          </w:tcPr>
+          <w:p/>
+        </w:tc>
+        <w:tc>
+          <w:tcPr>
+            <w:tcW w:type="dxa" w:w="1108"/>
+            <w:tcBorders>
+              <w:top w:val="single" w:sz="4" w:space="0" w:color="555555"/>
+              <w:left w:val="single" w:sz="4" w:space="0" w:color="555555"/>
+              <w:bottom w:val="single" w:sz="4" w:space="0" w:color="555555"/>
+              <w:right w:val="single" w:sz="4" w:space="0" w:color="555555"/>
+            </w:tcBorders>
+          </w:tcPr>
+          <w:p/>
+        </w:tc>
+        <w:tc>
+          <w:tcPr>
+            <w:tcW w:type="dxa" w:w="1108"/>
+            <w:tcBorders>
+              <w:top w:val="single" w:sz="4" w:space="0" w:color="555555"/>
+              <w:left w:val="single" w:sz="4" w:space="0" w:color="555555"/>
+              <w:bottom w:val="single" w:sz="4" w:space="0" w:color="555555"/>
+              <w:right w:val="single" w:sz="4" w:space="0" w:color="555555"/>
+            </w:tcBorders>
+          </w:tcPr>
+          <w:p/>
+        </w:tc>
+        <w:tc>
+          <w:tcPr>
+            <w:tcW w:type="dxa" w:w="1108"/>
+            <w:tcBorders>
+              <w:top w:val="single" w:sz="4" w:space="0" w:color="555555"/>
+              <w:left w:val="single" w:sz="4" w:space="0" w:color="555555"/>
+              <w:bottom w:val="single" w:sz="4" w:space="0" w:color="555555"/>
+              <w:right w:val="single" w:sz="4" w:space="0" w:color="555555"/>
+            </w:tcBorders>
+          </w:tcPr>
+          <w:p/>
+        </w:tc>
+        <w:tc>
+          <w:tcPr>
+            <w:tcW w:type="dxa" w:w="1108"/>
+            <w:tcBorders>
+              <w:top w:val="single" w:sz="4" w:space="0" w:color="555555"/>
+              <w:left w:val="single" w:sz="4" w:space="0" w:color="555555"/>
+              <w:bottom w:val="single" w:sz="4" w:space="0" w:color="555555"/>
+              <w:right w:val="single" w:sz="4" w:space="0" w:color="555555"/>
+            </w:tcBorders>
+          </w:tcPr>
+          <w:p/>
+        </w:tc>
+        <w:tc>
+          <w:tcPr>
+            <w:tcW w:type="dxa" w:w="1108"/>
+            <w:tcBorders>
+              <w:top w:val="single" w:sz="4" w:space="0" w:color="555555"/>
+              <w:left w:val="single" w:sz="4" w:space="0" w:color="555555"/>
+              <w:bottom w:val="single" w:sz="4" w:space="0" w:color="555555"/>
+              <w:right w:val="single" w:sz="4" w:space="0" w:color="555555"/>
+            </w:tcBorders>
+          </w:tcPr>
+          <w:p/>
+        </w:tc>
+        <w:tc>
+          <w:tcPr>
+            <w:tcW w:type="dxa" w:w="1108"/>
+            <w:tcBorders>
+              <w:top w:val="single" w:sz="4" w:space="0" w:color="555555"/>
+              <w:left w:val="single" w:sz="4" w:space="0" w:color="555555"/>
+              <w:bottom w:val="single" w:sz="4" w:space="0" w:color="555555"/>
+              <w:right w:val="single" w:sz="4" w:space="0" w:color="555555"/>
+            </w:tcBorders>
+          </w:tcPr>
+          <w:p/>
+        </w:tc>
+      </w:tr>
+      <w:tr>
+        <w:trPr>
+          <w:trHeight w:val="396"/>
+        </w:trPr>
+        <w:tc>
+          <w:tcPr>
+            <w:tcW w:type="dxa" w:w="1108"/>
+            <w:shd w:val="clear" w:color="auto" w:fill="f3f3f3"/>
+            <w:tcBorders>
+              <w:top w:val="single" w:sz="4" w:space="0" w:color="555555"/>
+              <w:left w:val="single" w:sz="4" w:space="0" w:color="555555"/>
+              <w:bottom w:val="single" w:sz="4" w:space="0" w:color="555555"/>
+              <w:right w:val="single" w:sz="4" w:space="0" w:color="555555"/>
+            </w:tcBorders>
           </w:tcPr>
           <w:p>
             <w:pPr>
-              <w:jc w:val="center"/>
+              <w:bidi/>
+              <w:jc w:val="right"/>
             </w:pPr>
+            <w:r>
+              <w:rPr>
+                <w:b/>
+                <w:sz w:val="16"/>
+              </w:rPr>
+              <w:t>جمعيات تنموية</w:t>
+            </w:r>
           </w:p>
         </w:tc>
         <w:tc>
           <w:tcPr>
-            <w:tcW w:type="dxa" w:w="1994"/>
+            <w:tcW w:type="dxa" w:w="1108"/>
+            <w:tcBorders>
+              <w:top w:val="single" w:sz="4" w:space="0" w:color="555555"/>
+              <w:left w:val="single" w:sz="4" w:space="0" w:color="555555"/>
+              <w:bottom w:val="single" w:sz="4" w:space="0" w:color="555555"/>
+              <w:right w:val="single" w:sz="4" w:space="0" w:color="555555"/>
+            </w:tcBorders>
+          </w:tcPr>
+          <w:p/>
+        </w:tc>
+        <w:tc>
+          <w:tcPr>
+            <w:tcW w:type="dxa" w:w="1108"/>
+            <w:tcBorders>
+              <w:top w:val="single" w:sz="4" w:space="0" w:color="555555"/>
+              <w:left w:val="single" w:sz="4" w:space="0" w:color="555555"/>
+              <w:bottom w:val="single" w:sz="4" w:space="0" w:color="555555"/>
+              <w:right w:val="single" w:sz="4" w:space="0" w:color="555555"/>
+            </w:tcBorders>
+          </w:tcPr>
+          <w:p/>
+        </w:tc>
+        <w:tc>
+          <w:tcPr>
+            <w:tcW w:type="dxa" w:w="1108"/>
+            <w:tcBorders>
+              <w:top w:val="single" w:sz="4" w:space="0" w:color="555555"/>
+              <w:left w:val="single" w:sz="4" w:space="0" w:color="555555"/>
+              <w:bottom w:val="single" w:sz="4" w:space="0" w:color="555555"/>
+              <w:right w:val="single" w:sz="4" w:space="0" w:color="555555"/>
+            </w:tcBorders>
+          </w:tcPr>
+          <w:p/>
+        </w:tc>
+        <w:tc>
+          <w:tcPr>
+            <w:tcW w:type="dxa" w:w="1108"/>
+            <w:tcBorders>
+              <w:top w:val="single" w:sz="4" w:space="0" w:color="555555"/>
+              <w:left w:val="single" w:sz="4" w:space="0" w:color="555555"/>
+              <w:bottom w:val="single" w:sz="4" w:space="0" w:color="555555"/>
+              <w:right w:val="single" w:sz="4" w:space="0" w:color="555555"/>
+            </w:tcBorders>
+          </w:tcPr>
+          <w:p/>
+        </w:tc>
+        <w:tc>
+          <w:tcPr>
+            <w:tcW w:type="dxa" w:w="1108"/>
+            <w:tcBorders>
+              <w:top w:val="single" w:sz="4" w:space="0" w:color="555555"/>
+              <w:left w:val="single" w:sz="4" w:space="0" w:color="555555"/>
+              <w:bottom w:val="single" w:sz="4" w:space="0" w:color="555555"/>
+              <w:right w:val="single" w:sz="4" w:space="0" w:color="555555"/>
+            </w:tcBorders>
+          </w:tcPr>
+          <w:p/>
+        </w:tc>
+        <w:tc>
+          <w:tcPr>
+            <w:tcW w:type="dxa" w:w="1108"/>
+            <w:tcBorders>
+              <w:top w:val="single" w:sz="4" w:space="0" w:color="555555"/>
+              <w:left w:val="single" w:sz="4" w:space="0" w:color="555555"/>
+              <w:bottom w:val="single" w:sz="4" w:space="0" w:color="555555"/>
+              <w:right w:val="single" w:sz="4" w:space="0" w:color="555555"/>
+            </w:tcBorders>
+          </w:tcPr>
+          <w:p/>
+        </w:tc>
+        <w:tc>
+          <w:tcPr>
+            <w:tcW w:type="dxa" w:w="1108"/>
+            <w:tcBorders>
+              <w:top w:val="single" w:sz="4" w:space="0" w:color="555555"/>
+              <w:left w:val="single" w:sz="4" w:space="0" w:color="555555"/>
+              <w:bottom w:val="single" w:sz="4" w:space="0" w:color="555555"/>
+              <w:right w:val="single" w:sz="4" w:space="0" w:color="555555"/>
+            </w:tcBorders>
+          </w:tcPr>
+          <w:p/>
+        </w:tc>
+        <w:tc>
+          <w:tcPr>
+            <w:tcW w:type="dxa" w:w="1108"/>
+            <w:tcBorders>
+              <w:top w:val="single" w:sz="4" w:space="0" w:color="555555"/>
+              <w:left w:val="single" w:sz="4" w:space="0" w:color="555555"/>
+              <w:bottom w:val="single" w:sz="4" w:space="0" w:color="555555"/>
+              <w:right w:val="single" w:sz="4" w:space="0" w:color="555555"/>
+            </w:tcBorders>
+          </w:tcPr>
+          <w:p/>
+        </w:tc>
+      </w:tr>
+      <w:tr>
+        <w:trPr>
+          <w:trHeight w:val="396"/>
+        </w:trPr>
+        <w:tc>
+          <w:tcPr>
+            <w:tcW w:type="dxa" w:w="1108"/>
+            <w:shd w:val="clear" w:color="auto" w:fill="f3f3f3"/>
+            <w:tcBorders>
+              <w:top w:val="single" w:sz="4" w:space="0" w:color="555555"/>
+              <w:left w:val="single" w:sz="4" w:space="0" w:color="555555"/>
+              <w:bottom w:val="single" w:sz="4" w:space="0" w:color="555555"/>
+              <w:right w:val="single" w:sz="4" w:space="0" w:color="555555"/>
+            </w:tcBorders>
           </w:tcPr>
           <w:p>
             <w:pPr>
-              <w:jc w:val="center"/>
+              <w:bidi/>
+              <w:jc w:val="right"/>
             </w:pPr>
+            <w:r>
+              <w:rPr>
+                <w:b/>
+                <w:sz w:val="16"/>
+              </w:rPr>
+              <w:t>شركاء</w:t>
+            </w:r>
           </w:p>
         </w:tc>
         <w:tc>
           <w:tcPr>
-            <w:tcW w:type="dxa" w:w="1994"/>
+            <w:tcW w:type="dxa" w:w="1108"/>
+            <w:tcBorders>
+              <w:top w:val="single" w:sz="4" w:space="0" w:color="555555"/>
+              <w:left w:val="single" w:sz="4" w:space="0" w:color="555555"/>
+              <w:bottom w:val="single" w:sz="4" w:space="0" w:color="555555"/>
+              <w:right w:val="single" w:sz="4" w:space="0" w:color="555555"/>
+            </w:tcBorders>
+          </w:tcPr>
+          <w:p/>
+        </w:tc>
+        <w:tc>
+          <w:tcPr>
+            <w:tcW w:type="dxa" w:w="1108"/>
+            <w:tcBorders>
+              <w:top w:val="single" w:sz="4" w:space="0" w:color="555555"/>
+              <w:left w:val="single" w:sz="4" w:space="0" w:color="555555"/>
+              <w:bottom w:val="single" w:sz="4" w:space="0" w:color="555555"/>
+              <w:right w:val="single" w:sz="4" w:space="0" w:color="555555"/>
+            </w:tcBorders>
+          </w:tcPr>
+          <w:p/>
+        </w:tc>
+        <w:tc>
+          <w:tcPr>
+            <w:tcW w:type="dxa" w:w="1108"/>
+            <w:tcBorders>
+              <w:top w:val="single" w:sz="4" w:space="0" w:color="555555"/>
+              <w:left w:val="single" w:sz="4" w:space="0" w:color="555555"/>
+              <w:bottom w:val="single" w:sz="4" w:space="0" w:color="555555"/>
+              <w:right w:val="single" w:sz="4" w:space="0" w:color="555555"/>
+            </w:tcBorders>
+          </w:tcPr>
+          <w:p/>
+        </w:tc>
+        <w:tc>
+          <w:tcPr>
+            <w:tcW w:type="dxa" w:w="1108"/>
+            <w:tcBorders>
+              <w:top w:val="single" w:sz="4" w:space="0" w:color="555555"/>
+              <w:left w:val="single" w:sz="4" w:space="0" w:color="555555"/>
+              <w:bottom w:val="single" w:sz="4" w:space="0" w:color="555555"/>
+              <w:right w:val="single" w:sz="4" w:space="0" w:color="555555"/>
+            </w:tcBorders>
+          </w:tcPr>
+          <w:p/>
+        </w:tc>
+        <w:tc>
+          <w:tcPr>
+            <w:tcW w:type="dxa" w:w="1108"/>
+            <w:tcBorders>
+              <w:top w:val="single" w:sz="4" w:space="0" w:color="555555"/>
+              <w:left w:val="single" w:sz="4" w:space="0" w:color="555555"/>
+              <w:bottom w:val="single" w:sz="4" w:space="0" w:color="555555"/>
+              <w:right w:val="single" w:sz="4" w:space="0" w:color="555555"/>
+            </w:tcBorders>
+          </w:tcPr>
+          <w:p/>
+        </w:tc>
+        <w:tc>
+          <w:tcPr>
+            <w:tcW w:type="dxa" w:w="1108"/>
+            <w:tcBorders>
+              <w:top w:val="single" w:sz="4" w:space="0" w:color="555555"/>
+              <w:left w:val="single" w:sz="4" w:space="0" w:color="555555"/>
+              <w:bottom w:val="single" w:sz="4" w:space="0" w:color="555555"/>
+              <w:right w:val="single" w:sz="4" w:space="0" w:color="555555"/>
+            </w:tcBorders>
+          </w:tcPr>
+          <w:p/>
+        </w:tc>
+        <w:tc>
+          <w:tcPr>
+            <w:tcW w:type="dxa" w:w="1108"/>
+            <w:tcBorders>
+              <w:top w:val="single" w:sz="4" w:space="0" w:color="555555"/>
+              <w:left w:val="single" w:sz="4" w:space="0" w:color="555555"/>
+              <w:bottom w:val="single" w:sz="4" w:space="0" w:color="555555"/>
+              <w:right w:val="single" w:sz="4" w:space="0" w:color="555555"/>
+            </w:tcBorders>
+          </w:tcPr>
+          <w:p/>
+        </w:tc>
+        <w:tc>
+          <w:tcPr>
+            <w:tcW w:type="dxa" w:w="1108"/>
+            <w:tcBorders>
+              <w:top w:val="single" w:sz="4" w:space="0" w:color="555555"/>
+              <w:left w:val="single" w:sz="4" w:space="0" w:color="555555"/>
+              <w:bottom w:val="single" w:sz="4" w:space="0" w:color="555555"/>
+              <w:right w:val="single" w:sz="4" w:space="0" w:color="555555"/>
+            </w:tcBorders>
+          </w:tcPr>
+          <w:p/>
+        </w:tc>
+      </w:tr>
+      <w:tr>
+        <w:trPr>
+          <w:trHeight w:val="396"/>
+        </w:trPr>
+        <w:tc>
+          <w:tcPr>
+            <w:tcW w:type="dxa" w:w="1108"/>
+            <w:shd w:val="clear" w:color="auto" w:fill="f3f3f3"/>
+            <w:tcBorders>
+              <w:top w:val="single" w:sz="4" w:space="0" w:color="555555"/>
+              <w:left w:val="single" w:sz="4" w:space="0" w:color="555555"/>
+              <w:bottom w:val="single" w:sz="4" w:space="0" w:color="555555"/>
+              <w:right w:val="single" w:sz="4" w:space="0" w:color="555555"/>
+            </w:tcBorders>
           </w:tcPr>
           <w:p>
             <w:pPr>
-              <w:jc w:val="center"/>
+              <w:bidi/>
+              <w:jc w:val="right"/>
             </w:pPr>
+            <w:r>
+              <w:rPr>
+                <w:b/>
+                <w:sz w:val="16"/>
+              </w:rPr>
+              <w:t>أشخاص مصادر</w:t>
+            </w:r>
           </w:p>
         </w:tc>
         <w:tc>
           <w:tcPr>
-            <w:tcW w:type="dxa" w:w="1994"/>
+            <w:tcW w:type="dxa" w:w="1108"/>
+            <w:tcBorders>
+              <w:top w:val="single" w:sz="4" w:space="0" w:color="555555"/>
+              <w:left w:val="single" w:sz="4" w:space="0" w:color="555555"/>
+              <w:bottom w:val="single" w:sz="4" w:space="0" w:color="555555"/>
+              <w:right w:val="single" w:sz="4" w:space="0" w:color="555555"/>
+            </w:tcBorders>
           </w:tcPr>
-          <w:p>
-            <w:pPr>
-              <w:jc w:val="center"/>
-            </w:pPr>
-          </w:p>
-        </w:tc>
-      </w:tr>
-      <w:tr>
-        <w:tc>
-          <w:tcPr>
-            <w:tcW w:type="dxa" w:w="1994"/>
-          </w:tcPr>
-          <w:p>
-            <w:pPr>
-              <w:jc w:val="center"/>
-            </w:pPr>
-          </w:p>
+          <w:p/>
         </w:tc>
         <w:tc>
           <w:tcPr>
-            <w:tcW w:type="dxa" w:w="1994"/>
+            <w:tcW w:type="dxa" w:w="1108"/>
+            <w:tcBorders>
+              <w:top w:val="single" w:sz="4" w:space="0" w:color="555555"/>
+              <w:left w:val="single" w:sz="4" w:space="0" w:color="555555"/>
+              <w:bottom w:val="single" w:sz="4" w:space="0" w:color="555555"/>
+              <w:right w:val="single" w:sz="4" w:space="0" w:color="555555"/>
+            </w:tcBorders>
           </w:tcPr>
-          <w:p>
-            <w:pPr>
-              <w:jc w:val="center"/>
-            </w:pPr>
-          </w:p>
+          <w:p/>
         </w:tc>
         <w:tc>
           <w:tcPr>
-            <w:tcW w:type="dxa" w:w="1994"/>
+            <w:tcW w:type="dxa" w:w="1108"/>
+            <w:tcBorders>
+              <w:top w:val="single" w:sz="4" w:space="0" w:color="555555"/>
+              <w:left w:val="single" w:sz="4" w:space="0" w:color="555555"/>
+              <w:bottom w:val="single" w:sz="4" w:space="0" w:color="555555"/>
+              <w:right w:val="single" w:sz="4" w:space="0" w:color="555555"/>
+            </w:tcBorders>
           </w:tcPr>
-          <w:p>
-            <w:pPr>
-              <w:jc w:val="center"/>
-            </w:pPr>
-          </w:p>
+          <w:p/>
         </w:tc>
         <w:tc>
           <w:tcPr>
-            <w:tcW w:type="dxa" w:w="1994"/>
+            <w:tcW w:type="dxa" w:w="1108"/>
+            <w:tcBorders>
+              <w:top w:val="single" w:sz="4" w:space="0" w:color="555555"/>
+              <w:left w:val="single" w:sz="4" w:space="0" w:color="555555"/>
+              <w:bottom w:val="single" w:sz="4" w:space="0" w:color="555555"/>
+              <w:right w:val="single" w:sz="4" w:space="0" w:color="555555"/>
+            </w:tcBorders>
           </w:tcPr>
-          <w:p>
-            <w:pPr>
-              <w:jc w:val="center"/>
-            </w:pPr>
-          </w:p>
+          <w:p/>
         </w:tc>
         <w:tc>
           <w:tcPr>
-            <w:tcW w:type="dxa" w:w="1994"/>
+            <w:tcW w:type="dxa" w:w="1108"/>
+            <w:tcBorders>
+              <w:top w:val="single" w:sz="4" w:space="0" w:color="555555"/>
+              <w:left w:val="single" w:sz="4" w:space="0" w:color="555555"/>
+              <w:bottom w:val="single" w:sz="4" w:space="0" w:color="555555"/>
+              <w:right w:val="single" w:sz="4" w:space="0" w:color="555555"/>
+            </w:tcBorders>
           </w:tcPr>
-          <w:p>
-            <w:pPr>
-              <w:jc w:val="center"/>
-            </w:pPr>
-          </w:p>
-        </w:tc>
-      </w:tr>
-      <w:tr>
-        <w:tc>
-          <w:tcPr>
-            <w:tcW w:type="dxa" w:w="1994"/>
-          </w:tcPr>
-          <w:p>
-            <w:pPr>
-              <w:jc w:val="center"/>
-            </w:pPr>
-          </w:p>
+          <w:p/>
         </w:tc>
         <w:tc>
           <w:tcPr>
-            <w:tcW w:type="dxa" w:w="1994"/>
+            <w:tcW w:type="dxa" w:w="1108"/>
+            <w:tcBorders>
+              <w:top w:val="single" w:sz="4" w:space="0" w:color="555555"/>
+              <w:left w:val="single" w:sz="4" w:space="0" w:color="555555"/>
+              <w:bottom w:val="single" w:sz="4" w:space="0" w:color="555555"/>
+              <w:right w:val="single" w:sz="4" w:space="0" w:color="555555"/>
+            </w:tcBorders>
           </w:tcPr>
-          <w:p>
-            <w:pPr>
-              <w:jc w:val="center"/>
-            </w:pPr>
-          </w:p>
+          <w:p/>
         </w:tc>
         <w:tc>
           <w:tcPr>
-            <w:tcW w:type="dxa" w:w="1994"/>
+            <w:tcW w:type="dxa" w:w="1108"/>
+            <w:tcBorders>
+              <w:top w:val="single" w:sz="4" w:space="0" w:color="555555"/>
+              <w:left w:val="single" w:sz="4" w:space="0" w:color="555555"/>
+              <w:bottom w:val="single" w:sz="4" w:space="0" w:color="555555"/>
+              <w:right w:val="single" w:sz="4" w:space="0" w:color="555555"/>
+            </w:tcBorders>
           </w:tcPr>
-          <w:p>
-            <w:pPr>
-              <w:jc w:val="center"/>
-            </w:pPr>
-          </w:p>
+          <w:p/>
         </w:tc>
         <w:tc>
           <w:tcPr>
-            <w:tcW w:type="dxa" w:w="1994"/>
+            <w:tcW w:type="dxa" w:w="1108"/>
+            <w:tcBorders>
+              <w:top w:val="single" w:sz="4" w:space="0" w:color="555555"/>
+              <w:left w:val="single" w:sz="4" w:space="0" w:color="555555"/>
+              <w:bottom w:val="single" w:sz="4" w:space="0" w:color="555555"/>
+              <w:right w:val="single" w:sz="4" w:space="0" w:color="555555"/>
+            </w:tcBorders>
           </w:tcPr>
-          <w:p>
-            <w:pPr>
-              <w:jc w:val="center"/>
-            </w:pPr>
-          </w:p>
-        </w:tc>
-        <w:tc>
-          <w:tcPr>
-            <w:tcW w:type="dxa" w:w="1994"/>
-          </w:tcPr>
-          <w:p>
-            <w:pPr>
-              <w:jc w:val="center"/>
-            </w:pPr>
-          </w:p>
+          <w:p/>
         </w:tc>
       </w:tr>
     </w:tbl>
@@ -474,709 +2090,16 @@
       <w:r>
         <w:rPr>
           <w:b/>
-          <w:color w:val="2D6A4F"/>
-          <w:sz w:val="22"/>
+          <w:sz w:val="20"/>
         </w:rPr>
-        <w:t>◆  ثانياً: مدى تحقق الأهداف</w:t>
+        <w:t>.2 أهداف النادي</w:t>
       </w:r>
-    </w:p>
-    <w:tbl>
-      <w:tblPr>
-        <w:tblStyle w:val="TableGrid"/>
-        <w:tblW w:type="auto" w:w="0"/>
-        <w:jc w:val="center"/>
-        <w:tblLook w:firstColumn="1" w:firstRow="1" w:lastColumn="0" w:lastRow="0" w:noHBand="0" w:noVBand="1" w:val="04A0"/>
-      </w:tblPr>
-      <w:tblGrid>
-        <w:gridCol w:w="1994"/>
-        <w:gridCol w:w="1994"/>
-        <w:gridCol w:w="1994"/>
-        <w:gridCol w:w="1994"/>
-        <w:gridCol w:w="1994"/>
-      </w:tblGrid>
-      <w:tr>
-        <w:tc>
-          <w:tcPr>
-            <w:tcW w:type="dxa" w:w="1994"/>
-            <w:shd w:val="clear" w:color="auto" w:fill="e8e8e8"/>
-          </w:tcPr>
-          <w:p>
-            <w:pPr>
-              <w:jc w:val="center"/>
-              <w:bidi/>
-            </w:pPr>
-            <w:r>
-              <w:rPr>
-                <w:b/>
-                <w:sz w:val="20"/>
-              </w:rPr>
-              <w:t>الهدف</w:t>
-            </w:r>
-          </w:p>
-        </w:tc>
-        <w:tc>
-          <w:tcPr>
-            <w:tcW w:type="dxa" w:w="1994"/>
-            <w:shd w:val="clear" w:color="auto" w:fill="e8e8e8"/>
-          </w:tcPr>
-          <w:p>
-            <w:pPr>
-              <w:jc w:val="center"/>
-              <w:bidi/>
-            </w:pPr>
-            <w:r>
-              <w:rPr>
-                <w:b/>
-                <w:sz w:val="20"/>
-              </w:rPr>
-              <w:t>مُحقَّق</w:t>
-            </w:r>
-          </w:p>
-        </w:tc>
-        <w:tc>
-          <w:tcPr>
-            <w:tcW w:type="dxa" w:w="1994"/>
-            <w:shd w:val="clear" w:color="auto" w:fill="e8e8e8"/>
-          </w:tcPr>
-          <w:p>
-            <w:pPr>
-              <w:jc w:val="center"/>
-              <w:bidi/>
-            </w:pPr>
-            <w:r>
-              <w:rPr>
-                <w:b/>
-                <w:sz w:val="20"/>
-              </w:rPr>
-              <w:t>مُحقَّق جزئياً</w:t>
-            </w:r>
-          </w:p>
-        </w:tc>
-        <w:tc>
-          <w:tcPr>
-            <w:tcW w:type="dxa" w:w="1994"/>
-            <w:shd w:val="clear" w:color="auto" w:fill="e8e8e8"/>
-          </w:tcPr>
-          <w:p>
-            <w:pPr>
-              <w:jc w:val="center"/>
-              <w:bidi/>
-            </w:pPr>
-            <w:r>
-              <w:rPr>
-                <w:b/>
-                <w:sz w:val="20"/>
-              </w:rPr>
-              <w:t>غير مُحقَّق</w:t>
-            </w:r>
-          </w:p>
-        </w:tc>
-        <w:tc>
-          <w:tcPr>
-            <w:tcW w:type="dxa" w:w="1994"/>
-            <w:shd w:val="clear" w:color="auto" w:fill="e8e8e8"/>
-          </w:tcPr>
-          <w:p>
-            <w:pPr>
-              <w:jc w:val="center"/>
-              <w:bidi/>
-            </w:pPr>
-            <w:r>
-              <w:rPr>
-                <w:b/>
-                <w:sz w:val="20"/>
-              </w:rPr>
-              <w:t>الملاحظات</w:t>
-            </w:r>
-          </w:p>
-        </w:tc>
-      </w:tr>
-      <w:tr>
-        <w:tc>
-          <w:tcPr>
-            <w:tcW w:type="dxa" w:w="1994"/>
-          </w:tcPr>
-          <w:p>
-            <w:pPr>
-              <w:jc w:val="center"/>
-            </w:pPr>
-          </w:p>
-        </w:tc>
-        <w:tc>
-          <w:tcPr>
-            <w:tcW w:type="dxa" w:w="1994"/>
-          </w:tcPr>
-          <w:p>
-            <w:pPr>
-              <w:jc w:val="center"/>
-            </w:pPr>
-          </w:p>
-        </w:tc>
-        <w:tc>
-          <w:tcPr>
-            <w:tcW w:type="dxa" w:w="1994"/>
-          </w:tcPr>
-          <w:p>
-            <w:pPr>
-              <w:jc w:val="center"/>
-            </w:pPr>
-          </w:p>
-        </w:tc>
-        <w:tc>
-          <w:tcPr>
-            <w:tcW w:type="dxa" w:w="1994"/>
-          </w:tcPr>
-          <w:p>
-            <w:pPr>
-              <w:jc w:val="center"/>
-            </w:pPr>
-          </w:p>
-        </w:tc>
-        <w:tc>
-          <w:tcPr>
-            <w:tcW w:type="dxa" w:w="1994"/>
-          </w:tcPr>
-          <w:p>
-            <w:pPr>
-              <w:jc w:val="center"/>
-            </w:pPr>
-          </w:p>
-        </w:tc>
-      </w:tr>
-      <w:tr>
-        <w:tc>
-          <w:tcPr>
-            <w:tcW w:type="dxa" w:w="1994"/>
-          </w:tcPr>
-          <w:p>
-            <w:pPr>
-              <w:jc w:val="center"/>
-            </w:pPr>
-          </w:p>
-        </w:tc>
-        <w:tc>
-          <w:tcPr>
-            <w:tcW w:type="dxa" w:w="1994"/>
-          </w:tcPr>
-          <w:p>
-            <w:pPr>
-              <w:jc w:val="center"/>
-            </w:pPr>
-          </w:p>
-        </w:tc>
-        <w:tc>
-          <w:tcPr>
-            <w:tcW w:type="dxa" w:w="1994"/>
-          </w:tcPr>
-          <w:p>
-            <w:pPr>
-              <w:jc w:val="center"/>
-            </w:pPr>
-          </w:p>
-        </w:tc>
-        <w:tc>
-          <w:tcPr>
-            <w:tcW w:type="dxa" w:w="1994"/>
-          </w:tcPr>
-          <w:p>
-            <w:pPr>
-              <w:jc w:val="center"/>
-            </w:pPr>
-          </w:p>
-        </w:tc>
-        <w:tc>
-          <w:tcPr>
-            <w:tcW w:type="dxa" w:w="1994"/>
-          </w:tcPr>
-          <w:p>
-            <w:pPr>
-              <w:jc w:val="center"/>
-            </w:pPr>
-          </w:p>
-        </w:tc>
-      </w:tr>
-      <w:tr>
-        <w:tc>
-          <w:tcPr>
-            <w:tcW w:type="dxa" w:w="1994"/>
-          </w:tcPr>
-          <w:p>
-            <w:pPr>
-              <w:jc w:val="center"/>
-            </w:pPr>
-          </w:p>
-        </w:tc>
-        <w:tc>
-          <w:tcPr>
-            <w:tcW w:type="dxa" w:w="1994"/>
-          </w:tcPr>
-          <w:p>
-            <w:pPr>
-              <w:jc w:val="center"/>
-            </w:pPr>
-          </w:p>
-        </w:tc>
-        <w:tc>
-          <w:tcPr>
-            <w:tcW w:type="dxa" w:w="1994"/>
-          </w:tcPr>
-          <w:p>
-            <w:pPr>
-              <w:jc w:val="center"/>
-            </w:pPr>
-          </w:p>
-        </w:tc>
-        <w:tc>
-          <w:tcPr>
-            <w:tcW w:type="dxa" w:w="1994"/>
-          </w:tcPr>
-          <w:p>
-            <w:pPr>
-              <w:jc w:val="center"/>
-            </w:pPr>
-          </w:p>
-        </w:tc>
-        <w:tc>
-          <w:tcPr>
-            <w:tcW w:type="dxa" w:w="1994"/>
-          </w:tcPr>
-          <w:p>
-            <w:pPr>
-              <w:jc w:val="center"/>
-            </w:pPr>
-          </w:p>
-        </w:tc>
-      </w:tr>
-      <w:tr>
-        <w:tc>
-          <w:tcPr>
-            <w:tcW w:type="dxa" w:w="1994"/>
-          </w:tcPr>
-          <w:p>
-            <w:pPr>
-              <w:jc w:val="center"/>
-            </w:pPr>
-          </w:p>
-        </w:tc>
-        <w:tc>
-          <w:tcPr>
-            <w:tcW w:type="dxa" w:w="1994"/>
-          </w:tcPr>
-          <w:p>
-            <w:pPr>
-              <w:jc w:val="center"/>
-            </w:pPr>
-          </w:p>
-        </w:tc>
-        <w:tc>
-          <w:tcPr>
-            <w:tcW w:type="dxa" w:w="1994"/>
-          </w:tcPr>
-          <w:p>
-            <w:pPr>
-              <w:jc w:val="center"/>
-            </w:pPr>
-          </w:p>
-        </w:tc>
-        <w:tc>
-          <w:tcPr>
-            <w:tcW w:type="dxa" w:w="1994"/>
-          </w:tcPr>
-          <w:p>
-            <w:pPr>
-              <w:jc w:val="center"/>
-            </w:pPr>
-          </w:p>
-        </w:tc>
-        <w:tc>
-          <w:tcPr>
-            <w:tcW w:type="dxa" w:w="1994"/>
-          </w:tcPr>
-          <w:p>
-            <w:pPr>
-              <w:jc w:val="center"/>
-            </w:pPr>
-          </w:p>
-        </w:tc>
-      </w:tr>
-      <w:tr>
-        <w:tc>
-          <w:tcPr>
-            <w:tcW w:type="dxa" w:w="1994"/>
-          </w:tcPr>
-          <w:p>
-            <w:pPr>
-              <w:jc w:val="center"/>
-            </w:pPr>
-          </w:p>
-        </w:tc>
-        <w:tc>
-          <w:tcPr>
-            <w:tcW w:type="dxa" w:w="1994"/>
-          </w:tcPr>
-          <w:p>
-            <w:pPr>
-              <w:jc w:val="center"/>
-            </w:pPr>
-          </w:p>
-        </w:tc>
-        <w:tc>
-          <w:tcPr>
-            <w:tcW w:type="dxa" w:w="1994"/>
-          </w:tcPr>
-          <w:p>
-            <w:pPr>
-              <w:jc w:val="center"/>
-            </w:pPr>
-          </w:p>
-        </w:tc>
-        <w:tc>
-          <w:tcPr>
-            <w:tcW w:type="dxa" w:w="1994"/>
-          </w:tcPr>
-          <w:p>
-            <w:pPr>
-              <w:jc w:val="center"/>
-            </w:pPr>
-          </w:p>
-        </w:tc>
-        <w:tc>
-          <w:tcPr>
-            <w:tcW w:type="dxa" w:w="1994"/>
-          </w:tcPr>
-          <w:p>
-            <w:pPr>
-              <w:jc w:val="center"/>
-            </w:pPr>
-          </w:p>
-        </w:tc>
-      </w:tr>
-      <w:tr>
-        <w:tc>
-          <w:tcPr>
-            <w:tcW w:type="dxa" w:w="1994"/>
-          </w:tcPr>
-          <w:p>
-            <w:pPr>
-              <w:jc w:val="center"/>
-            </w:pPr>
-          </w:p>
-        </w:tc>
-        <w:tc>
-          <w:tcPr>
-            <w:tcW w:type="dxa" w:w="1994"/>
-          </w:tcPr>
-          <w:p>
-            <w:pPr>
-              <w:jc w:val="center"/>
-            </w:pPr>
-          </w:p>
-        </w:tc>
-        <w:tc>
-          <w:tcPr>
-            <w:tcW w:type="dxa" w:w="1994"/>
-          </w:tcPr>
-          <w:p>
-            <w:pPr>
-              <w:jc w:val="center"/>
-            </w:pPr>
-          </w:p>
-        </w:tc>
-        <w:tc>
-          <w:tcPr>
-            <w:tcW w:type="dxa" w:w="1994"/>
-          </w:tcPr>
-          <w:p>
-            <w:pPr>
-              <w:jc w:val="center"/>
-            </w:pPr>
-          </w:p>
-        </w:tc>
-        <w:tc>
-          <w:tcPr>
-            <w:tcW w:type="dxa" w:w="1994"/>
-          </w:tcPr>
-          <w:p>
-            <w:pPr>
-              <w:jc w:val="center"/>
-            </w:pPr>
-          </w:p>
-        </w:tc>
-      </w:tr>
-      <w:tr>
-        <w:tc>
-          <w:tcPr>
-            <w:tcW w:type="dxa" w:w="1994"/>
-          </w:tcPr>
-          <w:p>
-            <w:pPr>
-              <w:jc w:val="center"/>
-            </w:pPr>
-          </w:p>
-        </w:tc>
-        <w:tc>
-          <w:tcPr>
-            <w:tcW w:type="dxa" w:w="1994"/>
-          </w:tcPr>
-          <w:p>
-            <w:pPr>
-              <w:jc w:val="center"/>
-            </w:pPr>
-          </w:p>
-        </w:tc>
-        <w:tc>
-          <w:tcPr>
-            <w:tcW w:type="dxa" w:w="1994"/>
-          </w:tcPr>
-          <w:p>
-            <w:pPr>
-              <w:jc w:val="center"/>
-            </w:pPr>
-          </w:p>
-        </w:tc>
-        <w:tc>
-          <w:tcPr>
-            <w:tcW w:type="dxa" w:w="1994"/>
-          </w:tcPr>
-          <w:p>
-            <w:pPr>
-              <w:jc w:val="center"/>
-            </w:pPr>
-          </w:p>
-        </w:tc>
-        <w:tc>
-          <w:tcPr>
-            <w:tcW w:type="dxa" w:w="1994"/>
-          </w:tcPr>
-          <w:p>
-            <w:pPr>
-              <w:jc w:val="center"/>
-            </w:pPr>
-          </w:p>
-        </w:tc>
-      </w:tr>
-      <w:tr>
-        <w:tc>
-          <w:tcPr>
-            <w:tcW w:type="dxa" w:w="1994"/>
-          </w:tcPr>
-          <w:p>
-            <w:pPr>
-              <w:jc w:val="center"/>
-            </w:pPr>
-          </w:p>
-        </w:tc>
-        <w:tc>
-          <w:tcPr>
-            <w:tcW w:type="dxa" w:w="1994"/>
-          </w:tcPr>
-          <w:p>
-            <w:pPr>
-              <w:jc w:val="center"/>
-            </w:pPr>
-          </w:p>
-        </w:tc>
-        <w:tc>
-          <w:tcPr>
-            <w:tcW w:type="dxa" w:w="1994"/>
-          </w:tcPr>
-          <w:p>
-            <w:pPr>
-              <w:jc w:val="center"/>
-            </w:pPr>
-          </w:p>
-        </w:tc>
-        <w:tc>
-          <w:tcPr>
-            <w:tcW w:type="dxa" w:w="1994"/>
-          </w:tcPr>
-          <w:p>
-            <w:pPr>
-              <w:jc w:val="center"/>
-            </w:pPr>
-          </w:p>
-        </w:tc>
-        <w:tc>
-          <w:tcPr>
-            <w:tcW w:type="dxa" w:w="1994"/>
-          </w:tcPr>
-          <w:p>
-            <w:pPr>
-              <w:jc w:val="center"/>
-            </w:pPr>
-          </w:p>
-        </w:tc>
-      </w:tr>
-      <w:tr>
-        <w:tc>
-          <w:tcPr>
-            <w:tcW w:type="dxa" w:w="1994"/>
-          </w:tcPr>
-          <w:p>
-            <w:pPr>
-              <w:jc w:val="center"/>
-            </w:pPr>
-          </w:p>
-        </w:tc>
-        <w:tc>
-          <w:tcPr>
-            <w:tcW w:type="dxa" w:w="1994"/>
-          </w:tcPr>
-          <w:p>
-            <w:pPr>
-              <w:jc w:val="center"/>
-            </w:pPr>
-          </w:p>
-        </w:tc>
-        <w:tc>
-          <w:tcPr>
-            <w:tcW w:type="dxa" w:w="1994"/>
-          </w:tcPr>
-          <w:p>
-            <w:pPr>
-              <w:jc w:val="center"/>
-            </w:pPr>
-          </w:p>
-        </w:tc>
-        <w:tc>
-          <w:tcPr>
-            <w:tcW w:type="dxa" w:w="1994"/>
-          </w:tcPr>
-          <w:p>
-            <w:pPr>
-              <w:jc w:val="center"/>
-            </w:pPr>
-          </w:p>
-        </w:tc>
-        <w:tc>
-          <w:tcPr>
-            <w:tcW w:type="dxa" w:w="1994"/>
-          </w:tcPr>
-          <w:p>
-            <w:pPr>
-              <w:jc w:val="center"/>
-            </w:pPr>
-          </w:p>
-        </w:tc>
-      </w:tr>
-      <w:tr>
-        <w:tc>
-          <w:tcPr>
-            <w:tcW w:type="dxa" w:w="1994"/>
-          </w:tcPr>
-          <w:p>
-            <w:pPr>
-              <w:jc w:val="center"/>
-            </w:pPr>
-          </w:p>
-        </w:tc>
-        <w:tc>
-          <w:tcPr>
-            <w:tcW w:type="dxa" w:w="1994"/>
-          </w:tcPr>
-          <w:p>
-            <w:pPr>
-              <w:jc w:val="center"/>
-            </w:pPr>
-          </w:p>
-        </w:tc>
-        <w:tc>
-          <w:tcPr>
-            <w:tcW w:type="dxa" w:w="1994"/>
-          </w:tcPr>
-          <w:p>
-            <w:pPr>
-              <w:jc w:val="center"/>
-            </w:pPr>
-          </w:p>
-        </w:tc>
-        <w:tc>
-          <w:tcPr>
-            <w:tcW w:type="dxa" w:w="1994"/>
-          </w:tcPr>
-          <w:p>
-            <w:pPr>
-              <w:jc w:val="center"/>
-            </w:pPr>
-          </w:p>
-        </w:tc>
-        <w:tc>
-          <w:tcPr>
-            <w:tcW w:type="dxa" w:w="1994"/>
-          </w:tcPr>
-          <w:p>
-            <w:pPr>
-              <w:jc w:val="center"/>
-            </w:pPr>
-          </w:p>
-        </w:tc>
-      </w:tr>
-      <w:tr>
-        <w:tc>
-          <w:tcPr>
-            <w:tcW w:type="dxa" w:w="1994"/>
-          </w:tcPr>
-          <w:p>
-            <w:pPr>
-              <w:jc w:val="center"/>
-            </w:pPr>
-          </w:p>
-        </w:tc>
-        <w:tc>
-          <w:tcPr>
-            <w:tcW w:type="dxa" w:w="1994"/>
-          </w:tcPr>
-          <w:p>
-            <w:pPr>
-              <w:jc w:val="center"/>
-            </w:pPr>
-          </w:p>
-        </w:tc>
-        <w:tc>
-          <w:tcPr>
-            <w:tcW w:type="dxa" w:w="1994"/>
-          </w:tcPr>
-          <w:p>
-            <w:pPr>
-              <w:jc w:val="center"/>
-            </w:pPr>
-          </w:p>
-        </w:tc>
-        <w:tc>
-          <w:tcPr>
-            <w:tcW w:type="dxa" w:w="1994"/>
-          </w:tcPr>
-          <w:p>
-            <w:pPr>
-              <w:jc w:val="center"/>
-            </w:pPr>
-          </w:p>
-        </w:tc>
-        <w:tc>
-          <w:tcPr>
-            <w:tcW w:type="dxa" w:w="1994"/>
-          </w:tcPr>
-          <w:p>
-            <w:pPr>
-              <w:jc w:val="center"/>
-            </w:pPr>
-          </w:p>
-        </w:tc>
-      </w:tr>
-    </w:tbl>
-    <w:p/>
-    <w:p/>
-    <w:p>
-      <w:pPr>
-        <w:bidi/>
-      </w:pPr>
       <w:r>
         <w:rPr>
-          <w:b/>
-          <w:color w:val="2D6A4F"/>
-          <w:sz w:val="22"/>
+          <w:color w:val="555555"/>
+          <w:sz w:val="17"/>
         </w:rPr>
-        <w:t>◆  ثالثاً: إحصاء الأنشطة</w:t>
+        <w:t xml:space="preserve">  (توضع علامة × قبل الأهداف المبرمجة فعلاً، مع إضافة أهداف النادي التي لم يتضمنها الجدول)</w:t>
       </w:r>
     </w:p>
     <w:tbl>
@@ -1196,6 +2119,12 @@
           <w:tcPr>
             <w:tcW w:type="dxa" w:w="3324"/>
             <w:shd w:val="clear" w:color="auto" w:fill="e8e8e8"/>
+            <w:tcBorders>
+              <w:top w:val="single" w:sz="4" w:space="0" w:color="555555"/>
+              <w:left w:val="single" w:sz="4" w:space="0" w:color="555555"/>
+              <w:bottom w:val="single" w:sz="4" w:space="0" w:color="555555"/>
+              <w:right w:val="single" w:sz="4" w:space="0" w:color="555555"/>
+            </w:tcBorders>
           </w:tcPr>
           <w:p>
             <w:pPr>
@@ -1205,9 +2134,9 @@
             <w:r>
               <w:rPr>
                 <w:b/>
-                <w:sz w:val="20"/>
+                <w:sz w:val="18"/>
               </w:rPr>
-              <w:t>عدد الأنشطة المبرمجة</w:t>
+              <w:t>×</w:t>
             </w:r>
           </w:p>
         </w:tc>
@@ -1215,6 +2144,12 @@
           <w:tcPr>
             <w:tcW w:type="dxa" w:w="3324"/>
             <w:shd w:val="clear" w:color="auto" w:fill="e8e8e8"/>
+            <w:tcBorders>
+              <w:top w:val="single" w:sz="4" w:space="0" w:color="555555"/>
+              <w:left w:val="single" w:sz="4" w:space="0" w:color="555555"/>
+              <w:bottom w:val="single" w:sz="4" w:space="0" w:color="555555"/>
+              <w:right w:val="single" w:sz="4" w:space="0" w:color="555555"/>
+            </w:tcBorders>
           </w:tcPr>
           <w:p>
             <w:pPr>
@@ -1224,9 +2159,9 @@
             <w:r>
               <w:rPr>
                 <w:b/>
-                <w:sz w:val="20"/>
+                <w:sz w:val="18"/>
               </w:rPr>
-              <w:t>عدد الأنشطة المُنجزة</w:t>
+              <w:t>الأهداف</w:t>
             </w:r>
           </w:p>
         </w:tc>
@@ -1234,6 +2169,12 @@
           <w:tcPr>
             <w:tcW w:type="dxa" w:w="3324"/>
             <w:shd w:val="clear" w:color="auto" w:fill="e8e8e8"/>
+            <w:tcBorders>
+              <w:top w:val="single" w:sz="4" w:space="0" w:color="555555"/>
+              <w:left w:val="single" w:sz="4" w:space="0" w:color="555555"/>
+              <w:bottom w:val="single" w:sz="4" w:space="0" w:color="555555"/>
+              <w:right w:val="single" w:sz="4" w:space="0" w:color="555555"/>
+            </w:tcBorders>
           </w:tcPr>
           <w:p>
             <w:pPr>
@@ -1243,75 +2184,687 @@
             <w:r>
               <w:rPr>
                 <w:b/>
-                <w:sz w:val="20"/>
+                <w:sz w:val="18"/>
               </w:rPr>
-              <w:t>نسبة الإنجاز (%)</w:t>
+              <w:t>الأنشطة المنجزة لتحقيقها</w:t>
             </w:r>
           </w:p>
         </w:tc>
       </w:tr>
       <w:tr>
+        <w:trPr>
+          <w:trHeight w:val="425"/>
+        </w:trPr>
         <w:tc>
           <w:tcPr>
             <w:tcW w:type="dxa" w:w="3324"/>
+            <w:tcBorders>
+              <w:top w:val="single" w:sz="4" w:space="0" w:color="555555"/>
+              <w:left w:val="single" w:sz="4" w:space="0" w:color="555555"/>
+              <w:bottom w:val="single" w:sz="4" w:space="0" w:color="555555"/>
+              <w:right w:val="single" w:sz="4" w:space="0" w:color="555555"/>
+            </w:tcBorders>
+          </w:tcPr>
+          <w:p/>
+        </w:tc>
+        <w:tc>
+          <w:tcPr>
+            <w:tcW w:type="dxa" w:w="3324"/>
+            <w:shd w:val="clear" w:color="auto" w:fill="f3f3f3"/>
+            <w:tcBorders>
+              <w:top w:val="single" w:sz="4" w:space="0" w:color="555555"/>
+              <w:left w:val="single" w:sz="4" w:space="0" w:color="555555"/>
+              <w:bottom w:val="single" w:sz="4" w:space="0" w:color="555555"/>
+              <w:right w:val="single" w:sz="4" w:space="0" w:color="555555"/>
+            </w:tcBorders>
           </w:tcPr>
           <w:p>
             <w:pPr>
-              <w:jc w:val="center"/>
+              <w:bidi/>
+              <w:jc w:val="right"/>
             </w:pPr>
+            <w:r>
+              <w:rPr>
+                <w:b/>
+                <w:sz w:val="16"/>
+              </w:rPr>
+              <w:t>استقبال التعلمات في الحياة العملية وتوظيفها في وضعيات حياتية</w:t>
+            </w:r>
           </w:p>
         </w:tc>
         <w:tc>
           <w:tcPr>
             <w:tcW w:type="dxa" w:w="3324"/>
+            <w:tcBorders>
+              <w:top w:val="single" w:sz="4" w:space="0" w:color="555555"/>
+              <w:left w:val="single" w:sz="4" w:space="0" w:color="555555"/>
+              <w:bottom w:val="single" w:sz="4" w:space="0" w:color="555555"/>
+              <w:right w:val="single" w:sz="4" w:space="0" w:color="555555"/>
+            </w:tcBorders>
+          </w:tcPr>
+          <w:p/>
+        </w:tc>
+      </w:tr>
+      <w:tr>
+        <w:trPr>
+          <w:trHeight w:val="425"/>
+        </w:trPr>
+        <w:tc>
+          <w:tcPr>
+            <w:tcW w:type="dxa" w:w="3324"/>
+            <w:tcBorders>
+              <w:top w:val="single" w:sz="4" w:space="0" w:color="555555"/>
+              <w:left w:val="single" w:sz="4" w:space="0" w:color="555555"/>
+              <w:bottom w:val="single" w:sz="4" w:space="0" w:color="555555"/>
+              <w:right w:val="single" w:sz="4" w:space="0" w:color="555555"/>
+            </w:tcBorders>
+          </w:tcPr>
+          <w:p/>
+        </w:tc>
+        <w:tc>
+          <w:tcPr>
+            <w:tcW w:type="dxa" w:w="3324"/>
+            <w:shd w:val="clear" w:color="auto" w:fill="f3f3f3"/>
+            <w:tcBorders>
+              <w:top w:val="single" w:sz="4" w:space="0" w:color="555555"/>
+              <w:left w:val="single" w:sz="4" w:space="0" w:color="555555"/>
+              <w:bottom w:val="single" w:sz="4" w:space="0" w:color="555555"/>
+              <w:right w:val="single" w:sz="4" w:space="0" w:color="555555"/>
+            </w:tcBorders>
           </w:tcPr>
           <w:p>
             <w:pPr>
-              <w:jc w:val="center"/>
+              <w:bidi/>
+              <w:jc w:val="right"/>
             </w:pPr>
+            <w:r>
+              <w:rPr>
+                <w:b/>
+                <w:sz w:val="16"/>
+              </w:rPr>
+              <w:t>تحمل المسؤولية والممارسة الديمقراطية</w:t>
+            </w:r>
           </w:p>
         </w:tc>
         <w:tc>
           <w:tcPr>
             <w:tcW w:type="dxa" w:w="3324"/>
+            <w:tcBorders>
+              <w:top w:val="single" w:sz="4" w:space="0" w:color="555555"/>
+              <w:left w:val="single" w:sz="4" w:space="0" w:color="555555"/>
+              <w:bottom w:val="single" w:sz="4" w:space="0" w:color="555555"/>
+              <w:right w:val="single" w:sz="4" w:space="0" w:color="555555"/>
+            </w:tcBorders>
+          </w:tcPr>
+          <w:p/>
+        </w:tc>
+      </w:tr>
+      <w:tr>
+        <w:trPr>
+          <w:trHeight w:val="425"/>
+        </w:trPr>
+        <w:tc>
+          <w:tcPr>
+            <w:tcW w:type="dxa" w:w="3324"/>
+            <w:tcBorders>
+              <w:top w:val="single" w:sz="4" w:space="0" w:color="555555"/>
+              <w:left w:val="single" w:sz="4" w:space="0" w:color="555555"/>
+              <w:bottom w:val="single" w:sz="4" w:space="0" w:color="555555"/>
+              <w:right w:val="single" w:sz="4" w:space="0" w:color="555555"/>
+            </w:tcBorders>
+          </w:tcPr>
+          <w:p/>
+        </w:tc>
+        <w:tc>
+          <w:tcPr>
+            <w:tcW w:type="dxa" w:w="3324"/>
+            <w:shd w:val="clear" w:color="auto" w:fill="f3f3f3"/>
+            <w:tcBorders>
+              <w:top w:val="single" w:sz="4" w:space="0" w:color="555555"/>
+              <w:left w:val="single" w:sz="4" w:space="0" w:color="555555"/>
+              <w:bottom w:val="single" w:sz="4" w:space="0" w:color="555555"/>
+              <w:right w:val="single" w:sz="4" w:space="0" w:color="555555"/>
+            </w:tcBorders>
           </w:tcPr>
           <w:p>
             <w:pPr>
-              <w:jc w:val="center"/>
+              <w:bidi/>
+              <w:jc w:val="right"/>
             </w:pPr>
-          </w:p>
-        </w:tc>
-      </w:tr>
-      <w:tr>
-        <w:tc>
-          <w:tcPr>
-            <w:tcW w:type="dxa" w:w="3324"/>
-          </w:tcPr>
-          <w:p>
-            <w:pPr>
-              <w:jc w:val="center"/>
-            </w:pPr>
+            <w:r>
+              <w:rPr>
+                <w:b/>
+                <w:sz w:val="16"/>
+              </w:rPr>
+              <w:t>تقوية الانتماء إلى الجماعة والمجتمع والمؤسسة</w:t>
+            </w:r>
           </w:p>
         </w:tc>
         <w:tc>
           <w:tcPr>
             <w:tcW w:type="dxa" w:w="3324"/>
+            <w:tcBorders>
+              <w:top w:val="single" w:sz="4" w:space="0" w:color="555555"/>
+              <w:left w:val="single" w:sz="4" w:space="0" w:color="555555"/>
+              <w:bottom w:val="single" w:sz="4" w:space="0" w:color="555555"/>
+              <w:right w:val="single" w:sz="4" w:space="0" w:color="555555"/>
+            </w:tcBorders>
+          </w:tcPr>
+          <w:p/>
+        </w:tc>
+      </w:tr>
+      <w:tr>
+        <w:trPr>
+          <w:trHeight w:val="425"/>
+        </w:trPr>
+        <w:tc>
+          <w:tcPr>
+            <w:tcW w:type="dxa" w:w="3324"/>
+            <w:tcBorders>
+              <w:top w:val="single" w:sz="4" w:space="0" w:color="555555"/>
+              <w:left w:val="single" w:sz="4" w:space="0" w:color="555555"/>
+              <w:bottom w:val="single" w:sz="4" w:space="0" w:color="555555"/>
+              <w:right w:val="single" w:sz="4" w:space="0" w:color="555555"/>
+            </w:tcBorders>
+          </w:tcPr>
+          <w:p/>
+        </w:tc>
+        <w:tc>
+          <w:tcPr>
+            <w:tcW w:type="dxa" w:w="3324"/>
+            <w:shd w:val="clear" w:color="auto" w:fill="f3f3f3"/>
+            <w:tcBorders>
+              <w:top w:val="single" w:sz="4" w:space="0" w:color="555555"/>
+              <w:left w:val="single" w:sz="4" w:space="0" w:color="555555"/>
+              <w:bottom w:val="single" w:sz="4" w:space="0" w:color="555555"/>
+              <w:right w:val="single" w:sz="4" w:space="0" w:color="555555"/>
+            </w:tcBorders>
           </w:tcPr>
           <w:p>
             <w:pPr>
-              <w:jc w:val="center"/>
+              <w:bidi/>
+              <w:jc w:val="right"/>
             </w:pPr>
+            <w:r>
+              <w:rPr>
+                <w:b/>
+                <w:sz w:val="16"/>
+              </w:rPr>
+              <w:t>دعم المبادرة الفردية والتربية على العمل الجماعي</w:t>
+            </w:r>
           </w:p>
         </w:tc>
         <w:tc>
           <w:tcPr>
             <w:tcW w:type="dxa" w:w="3324"/>
+            <w:tcBorders>
+              <w:top w:val="single" w:sz="4" w:space="0" w:color="555555"/>
+              <w:left w:val="single" w:sz="4" w:space="0" w:color="555555"/>
+              <w:bottom w:val="single" w:sz="4" w:space="0" w:color="555555"/>
+              <w:right w:val="single" w:sz="4" w:space="0" w:color="555555"/>
+            </w:tcBorders>
+          </w:tcPr>
+          <w:p/>
+        </w:tc>
+      </w:tr>
+      <w:tr>
+        <w:trPr>
+          <w:trHeight w:val="425"/>
+        </w:trPr>
+        <w:tc>
+          <w:tcPr>
+            <w:tcW w:type="dxa" w:w="3324"/>
+            <w:tcBorders>
+              <w:top w:val="single" w:sz="4" w:space="0" w:color="555555"/>
+              <w:left w:val="single" w:sz="4" w:space="0" w:color="555555"/>
+              <w:bottom w:val="single" w:sz="4" w:space="0" w:color="555555"/>
+              <w:right w:val="single" w:sz="4" w:space="0" w:color="555555"/>
+            </w:tcBorders>
+          </w:tcPr>
+          <w:p/>
+        </w:tc>
+        <w:tc>
+          <w:tcPr>
+            <w:tcW w:type="dxa" w:w="3324"/>
+            <w:shd w:val="clear" w:color="auto" w:fill="f3f3f3"/>
+            <w:tcBorders>
+              <w:top w:val="single" w:sz="4" w:space="0" w:color="555555"/>
+              <w:left w:val="single" w:sz="4" w:space="0" w:color="555555"/>
+              <w:bottom w:val="single" w:sz="4" w:space="0" w:color="555555"/>
+              <w:right w:val="single" w:sz="4" w:space="0" w:color="555555"/>
+            </w:tcBorders>
           </w:tcPr>
           <w:p>
             <w:pPr>
-              <w:jc w:val="center"/>
+              <w:bidi/>
+              <w:jc w:val="right"/>
             </w:pPr>
+            <w:r>
+              <w:rPr>
+                <w:b/>
+                <w:sz w:val="16"/>
+              </w:rPr>
+              <w:t>انفتاح روح التعاون والتشارك واحترام الرأي الآخر</w:t>
+            </w:r>
           </w:p>
+        </w:tc>
+        <w:tc>
+          <w:tcPr>
+            <w:tcW w:type="dxa" w:w="3324"/>
+            <w:tcBorders>
+              <w:top w:val="single" w:sz="4" w:space="0" w:color="555555"/>
+              <w:left w:val="single" w:sz="4" w:space="0" w:color="555555"/>
+              <w:bottom w:val="single" w:sz="4" w:space="0" w:color="555555"/>
+              <w:right w:val="single" w:sz="4" w:space="0" w:color="555555"/>
+            </w:tcBorders>
+          </w:tcPr>
+          <w:p/>
+        </w:tc>
+      </w:tr>
+      <w:tr>
+        <w:trPr>
+          <w:trHeight w:val="425"/>
+        </w:trPr>
+        <w:tc>
+          <w:tcPr>
+            <w:tcW w:type="dxa" w:w="3324"/>
+            <w:tcBorders>
+              <w:top w:val="single" w:sz="4" w:space="0" w:color="555555"/>
+              <w:left w:val="single" w:sz="4" w:space="0" w:color="555555"/>
+              <w:bottom w:val="single" w:sz="4" w:space="0" w:color="555555"/>
+              <w:right w:val="single" w:sz="4" w:space="0" w:color="555555"/>
+            </w:tcBorders>
+          </w:tcPr>
+          <w:p/>
+        </w:tc>
+        <w:tc>
+          <w:tcPr>
+            <w:tcW w:type="dxa" w:w="3324"/>
+            <w:shd w:val="clear" w:color="auto" w:fill="f3f3f3"/>
+            <w:tcBorders>
+              <w:top w:val="single" w:sz="4" w:space="0" w:color="555555"/>
+              <w:left w:val="single" w:sz="4" w:space="0" w:color="555555"/>
+              <w:bottom w:val="single" w:sz="4" w:space="0" w:color="555555"/>
+              <w:right w:val="single" w:sz="4" w:space="0" w:color="555555"/>
+            </w:tcBorders>
+          </w:tcPr>
+          <w:p>
+            <w:pPr>
+              <w:bidi/>
+              <w:jc w:val="right"/>
+            </w:pPr>
+            <w:r>
+              <w:rPr>
+                <w:b/>
+                <w:sz w:val="16"/>
+              </w:rPr>
+              <w:t>التربية على إبداء الرأي واحترام رأي الآخر وقبول الاختلاف</w:t>
+            </w:r>
+          </w:p>
+        </w:tc>
+        <w:tc>
+          <w:tcPr>
+            <w:tcW w:type="dxa" w:w="3324"/>
+            <w:tcBorders>
+              <w:top w:val="single" w:sz="4" w:space="0" w:color="555555"/>
+              <w:left w:val="single" w:sz="4" w:space="0" w:color="555555"/>
+              <w:bottom w:val="single" w:sz="4" w:space="0" w:color="555555"/>
+              <w:right w:val="single" w:sz="4" w:space="0" w:color="555555"/>
+            </w:tcBorders>
+          </w:tcPr>
+          <w:p/>
+        </w:tc>
+      </w:tr>
+      <w:tr>
+        <w:trPr>
+          <w:trHeight w:val="425"/>
+        </w:trPr>
+        <w:tc>
+          <w:tcPr>
+            <w:tcW w:type="dxa" w:w="3324"/>
+            <w:tcBorders>
+              <w:top w:val="single" w:sz="4" w:space="0" w:color="555555"/>
+              <w:left w:val="single" w:sz="4" w:space="0" w:color="555555"/>
+              <w:bottom w:val="single" w:sz="4" w:space="0" w:color="555555"/>
+              <w:right w:val="single" w:sz="4" w:space="0" w:color="555555"/>
+            </w:tcBorders>
+          </w:tcPr>
+          <w:p/>
+        </w:tc>
+        <w:tc>
+          <w:tcPr>
+            <w:tcW w:type="dxa" w:w="3324"/>
+            <w:shd w:val="clear" w:color="auto" w:fill="f3f3f3"/>
+            <w:tcBorders>
+              <w:top w:val="single" w:sz="4" w:space="0" w:color="555555"/>
+              <w:left w:val="single" w:sz="4" w:space="0" w:color="555555"/>
+              <w:bottom w:val="single" w:sz="4" w:space="0" w:color="555555"/>
+              <w:right w:val="single" w:sz="4" w:space="0" w:color="555555"/>
+            </w:tcBorders>
+          </w:tcPr>
+          <w:p>
+            <w:pPr>
+              <w:bidi/>
+              <w:jc w:val="right"/>
+            </w:pPr>
+            <w:r>
+              <w:rPr>
+                <w:b/>
+                <w:sz w:val="16"/>
+              </w:rPr>
+              <w:t>تنمية الموارد والمواهب وصقلها</w:t>
+            </w:r>
+          </w:p>
+        </w:tc>
+        <w:tc>
+          <w:tcPr>
+            <w:tcW w:type="dxa" w:w="3324"/>
+            <w:tcBorders>
+              <w:top w:val="single" w:sz="4" w:space="0" w:color="555555"/>
+              <w:left w:val="single" w:sz="4" w:space="0" w:color="555555"/>
+              <w:bottom w:val="single" w:sz="4" w:space="0" w:color="555555"/>
+              <w:right w:val="single" w:sz="4" w:space="0" w:color="555555"/>
+            </w:tcBorders>
+          </w:tcPr>
+          <w:p/>
+        </w:tc>
+      </w:tr>
+      <w:tr>
+        <w:trPr>
+          <w:trHeight w:val="425"/>
+        </w:trPr>
+        <w:tc>
+          <w:tcPr>
+            <w:tcW w:type="dxa" w:w="3324"/>
+            <w:tcBorders>
+              <w:top w:val="single" w:sz="4" w:space="0" w:color="555555"/>
+              <w:left w:val="single" w:sz="4" w:space="0" w:color="555555"/>
+              <w:bottom w:val="single" w:sz="4" w:space="0" w:color="555555"/>
+              <w:right w:val="single" w:sz="4" w:space="0" w:color="555555"/>
+            </w:tcBorders>
+          </w:tcPr>
+          <w:p/>
+        </w:tc>
+        <w:tc>
+          <w:tcPr>
+            <w:tcW w:type="dxa" w:w="3324"/>
+            <w:shd w:val="clear" w:color="auto" w:fill="f3f3f3"/>
+            <w:tcBorders>
+              <w:top w:val="single" w:sz="4" w:space="0" w:color="555555"/>
+              <w:left w:val="single" w:sz="4" w:space="0" w:color="555555"/>
+              <w:bottom w:val="single" w:sz="4" w:space="0" w:color="555555"/>
+              <w:right w:val="single" w:sz="4" w:space="0" w:color="555555"/>
+            </w:tcBorders>
+          </w:tcPr>
+          <w:p>
+            <w:pPr>
+              <w:bidi/>
+              <w:jc w:val="right"/>
+            </w:pPr>
+            <w:r>
+              <w:rPr>
+                <w:b/>
+                <w:sz w:val="16"/>
+              </w:rPr>
+              <w:t>معالجة ظواهر الانحراف وتنمية السلوكات الإيجابية</w:t>
+            </w:r>
+          </w:p>
+        </w:tc>
+        <w:tc>
+          <w:tcPr>
+            <w:tcW w:type="dxa" w:w="3324"/>
+            <w:tcBorders>
+              <w:top w:val="single" w:sz="4" w:space="0" w:color="555555"/>
+              <w:left w:val="single" w:sz="4" w:space="0" w:color="555555"/>
+              <w:bottom w:val="single" w:sz="4" w:space="0" w:color="555555"/>
+              <w:right w:val="single" w:sz="4" w:space="0" w:color="555555"/>
+            </w:tcBorders>
+          </w:tcPr>
+          <w:p/>
+        </w:tc>
+      </w:tr>
+      <w:tr>
+        <w:trPr>
+          <w:trHeight w:val="425"/>
+        </w:trPr>
+        <w:tc>
+          <w:tcPr>
+            <w:tcW w:type="dxa" w:w="3324"/>
+            <w:tcBorders>
+              <w:top w:val="single" w:sz="4" w:space="0" w:color="555555"/>
+              <w:left w:val="single" w:sz="4" w:space="0" w:color="555555"/>
+              <w:bottom w:val="single" w:sz="4" w:space="0" w:color="555555"/>
+              <w:right w:val="single" w:sz="4" w:space="0" w:color="555555"/>
+            </w:tcBorders>
+          </w:tcPr>
+          <w:p/>
+        </w:tc>
+        <w:tc>
+          <w:tcPr>
+            <w:tcW w:type="dxa" w:w="3324"/>
+            <w:shd w:val="clear" w:color="auto" w:fill="f3f3f3"/>
+            <w:tcBorders>
+              <w:top w:val="single" w:sz="4" w:space="0" w:color="555555"/>
+              <w:left w:val="single" w:sz="4" w:space="0" w:color="555555"/>
+              <w:bottom w:val="single" w:sz="4" w:space="0" w:color="555555"/>
+              <w:right w:val="single" w:sz="4" w:space="0" w:color="555555"/>
+            </w:tcBorders>
+          </w:tcPr>
+          <w:p>
+            <w:pPr>
+              <w:bidi/>
+              <w:jc w:val="right"/>
+            </w:pPr>
+            <w:r>
+              <w:rPr>
+                <w:b/>
+                <w:sz w:val="16"/>
+              </w:rPr>
+              <w:t>تنمية مهارات التواصل والحوار والإنصات</w:t>
+            </w:r>
+          </w:p>
+        </w:tc>
+        <w:tc>
+          <w:tcPr>
+            <w:tcW w:type="dxa" w:w="3324"/>
+            <w:tcBorders>
+              <w:top w:val="single" w:sz="4" w:space="0" w:color="555555"/>
+              <w:left w:val="single" w:sz="4" w:space="0" w:color="555555"/>
+              <w:bottom w:val="single" w:sz="4" w:space="0" w:color="555555"/>
+              <w:right w:val="single" w:sz="4" w:space="0" w:color="555555"/>
+            </w:tcBorders>
+          </w:tcPr>
+          <w:p/>
+        </w:tc>
+      </w:tr>
+      <w:tr>
+        <w:trPr>
+          <w:trHeight w:val="425"/>
+        </w:trPr>
+        <w:tc>
+          <w:tcPr>
+            <w:tcW w:type="dxa" w:w="3324"/>
+            <w:tcBorders>
+              <w:top w:val="single" w:sz="4" w:space="0" w:color="555555"/>
+              <w:left w:val="single" w:sz="4" w:space="0" w:color="555555"/>
+              <w:bottom w:val="single" w:sz="4" w:space="0" w:color="555555"/>
+              <w:right w:val="single" w:sz="4" w:space="0" w:color="555555"/>
+            </w:tcBorders>
+          </w:tcPr>
+          <w:p/>
+        </w:tc>
+        <w:tc>
+          <w:tcPr>
+            <w:tcW w:type="dxa" w:w="3324"/>
+            <w:shd w:val="clear" w:color="auto" w:fill="f3f3f3"/>
+            <w:tcBorders>
+              <w:top w:val="single" w:sz="4" w:space="0" w:color="555555"/>
+              <w:left w:val="single" w:sz="4" w:space="0" w:color="555555"/>
+              <w:bottom w:val="single" w:sz="4" w:space="0" w:color="555555"/>
+              <w:right w:val="single" w:sz="4" w:space="0" w:color="555555"/>
+            </w:tcBorders>
+          </w:tcPr>
+          <w:p>
+            <w:pPr>
+              <w:bidi/>
+              <w:jc w:val="right"/>
+            </w:pPr>
+            <w:r>
+              <w:rPr>
+                <w:b/>
+                <w:sz w:val="16"/>
+              </w:rPr>
+              <w:t>تنمية قدرات التنظيم والتنسيق والرقابة والتقويم</w:t>
+            </w:r>
+          </w:p>
+        </w:tc>
+        <w:tc>
+          <w:tcPr>
+            <w:tcW w:type="dxa" w:w="3324"/>
+            <w:tcBorders>
+              <w:top w:val="single" w:sz="4" w:space="0" w:color="555555"/>
+              <w:left w:val="single" w:sz="4" w:space="0" w:color="555555"/>
+              <w:bottom w:val="single" w:sz="4" w:space="0" w:color="555555"/>
+              <w:right w:val="single" w:sz="4" w:space="0" w:color="555555"/>
+            </w:tcBorders>
+          </w:tcPr>
+          <w:p/>
+        </w:tc>
+      </w:tr>
+      <w:tr>
+        <w:trPr>
+          <w:trHeight w:val="425"/>
+        </w:trPr>
+        <w:tc>
+          <w:tcPr>
+            <w:tcW w:type="dxa" w:w="3324"/>
+            <w:tcBorders>
+              <w:top w:val="single" w:sz="4" w:space="0" w:color="555555"/>
+              <w:left w:val="single" w:sz="4" w:space="0" w:color="555555"/>
+              <w:bottom w:val="single" w:sz="4" w:space="0" w:color="555555"/>
+              <w:right w:val="single" w:sz="4" w:space="0" w:color="555555"/>
+            </w:tcBorders>
+          </w:tcPr>
+          <w:p/>
+        </w:tc>
+        <w:tc>
+          <w:tcPr>
+            <w:tcW w:type="dxa" w:w="3324"/>
+            <w:shd w:val="clear" w:color="auto" w:fill="f3f3f3"/>
+            <w:tcBorders>
+              <w:top w:val="single" w:sz="4" w:space="0" w:color="555555"/>
+              <w:left w:val="single" w:sz="4" w:space="0" w:color="555555"/>
+              <w:bottom w:val="single" w:sz="4" w:space="0" w:color="555555"/>
+              <w:right w:val="single" w:sz="4" w:space="0" w:color="555555"/>
+            </w:tcBorders>
+          </w:tcPr>
+          <w:p>
+            <w:pPr>
+              <w:bidi/>
+              <w:jc w:val="right"/>
+            </w:pPr>
+            <w:r>
+              <w:rPr>
+                <w:b/>
+                <w:sz w:val="16"/>
+              </w:rPr>
+              <w:t>تعزيز الانفتاح على المحيط الثقافي والاجتماعي</w:t>
+            </w:r>
+          </w:p>
+        </w:tc>
+        <w:tc>
+          <w:tcPr>
+            <w:tcW w:type="dxa" w:w="3324"/>
+            <w:tcBorders>
+              <w:top w:val="single" w:sz="4" w:space="0" w:color="555555"/>
+              <w:left w:val="single" w:sz="4" w:space="0" w:color="555555"/>
+              <w:bottom w:val="single" w:sz="4" w:space="0" w:color="555555"/>
+              <w:right w:val="single" w:sz="4" w:space="0" w:color="555555"/>
+            </w:tcBorders>
+          </w:tcPr>
+          <w:p/>
+        </w:tc>
+      </w:tr>
+      <w:tr>
+        <w:trPr>
+          <w:trHeight w:val="425"/>
+        </w:trPr>
+        <w:tc>
+          <w:tcPr>
+            <w:tcW w:type="dxa" w:w="3324"/>
+            <w:tcBorders>
+              <w:top w:val="single" w:sz="4" w:space="0" w:color="555555"/>
+              <w:left w:val="single" w:sz="4" w:space="0" w:color="555555"/>
+              <w:bottom w:val="single" w:sz="4" w:space="0" w:color="555555"/>
+              <w:right w:val="single" w:sz="4" w:space="0" w:color="555555"/>
+            </w:tcBorders>
+          </w:tcPr>
+          <w:p/>
+        </w:tc>
+        <w:tc>
+          <w:tcPr>
+            <w:tcW w:type="dxa" w:w="3324"/>
+            <w:tcBorders>
+              <w:top w:val="single" w:sz="4" w:space="0" w:color="555555"/>
+              <w:left w:val="single" w:sz="4" w:space="0" w:color="555555"/>
+              <w:bottom w:val="single" w:sz="4" w:space="0" w:color="555555"/>
+              <w:right w:val="single" w:sz="4" w:space="0" w:color="555555"/>
+            </w:tcBorders>
+          </w:tcPr>
+          <w:p/>
+        </w:tc>
+        <w:tc>
+          <w:tcPr>
+            <w:tcW w:type="dxa" w:w="3324"/>
+            <w:tcBorders>
+              <w:top w:val="single" w:sz="4" w:space="0" w:color="555555"/>
+              <w:left w:val="single" w:sz="4" w:space="0" w:color="555555"/>
+              <w:bottom w:val="single" w:sz="4" w:space="0" w:color="555555"/>
+              <w:right w:val="single" w:sz="4" w:space="0" w:color="555555"/>
+            </w:tcBorders>
+          </w:tcPr>
+          <w:p/>
+        </w:tc>
+      </w:tr>
+      <w:tr>
+        <w:trPr>
+          <w:trHeight w:val="425"/>
+        </w:trPr>
+        <w:tc>
+          <w:tcPr>
+            <w:tcW w:type="dxa" w:w="3324"/>
+            <w:tcBorders>
+              <w:top w:val="single" w:sz="4" w:space="0" w:color="555555"/>
+              <w:left w:val="single" w:sz="4" w:space="0" w:color="555555"/>
+              <w:bottom w:val="single" w:sz="4" w:space="0" w:color="555555"/>
+              <w:right w:val="single" w:sz="4" w:space="0" w:color="555555"/>
+            </w:tcBorders>
+          </w:tcPr>
+          <w:p/>
+        </w:tc>
+        <w:tc>
+          <w:tcPr>
+            <w:tcW w:type="dxa" w:w="3324"/>
+            <w:tcBorders>
+              <w:top w:val="single" w:sz="4" w:space="0" w:color="555555"/>
+              <w:left w:val="single" w:sz="4" w:space="0" w:color="555555"/>
+              <w:bottom w:val="single" w:sz="4" w:space="0" w:color="555555"/>
+              <w:right w:val="single" w:sz="4" w:space="0" w:color="555555"/>
+            </w:tcBorders>
+          </w:tcPr>
+          <w:p/>
+        </w:tc>
+        <w:tc>
+          <w:tcPr>
+            <w:tcW w:type="dxa" w:w="3324"/>
+            <w:tcBorders>
+              <w:top w:val="single" w:sz="4" w:space="0" w:color="555555"/>
+              <w:left w:val="single" w:sz="4" w:space="0" w:color="555555"/>
+              <w:bottom w:val="single" w:sz="4" w:space="0" w:color="555555"/>
+              <w:right w:val="single" w:sz="4" w:space="0" w:color="555555"/>
+            </w:tcBorders>
+          </w:tcPr>
+          <w:p/>
         </w:tc>
       </w:tr>
     </w:tbl>
@@ -1323,10 +2876,16 @@
       <w:r>
         <w:rPr>
           <w:b/>
-          <w:color w:val="2D6A4F"/>
-          <w:sz w:val="22"/>
+          <w:sz w:val="20"/>
         </w:rPr>
-        <w:t>◆  رابعاً: انخراط التلاميذ</w:t>
+        <w:t>.3 إنجاز أنشطة برنامج عمل النادي</w:t>
+      </w:r>
+      <w:r>
+        <w:rPr>
+          <w:color w:val="555555"/>
+          <w:sz w:val="17"/>
+        </w:rPr>
+        <w:t xml:space="preserve">  (توضع علامة × في الخانة المناسبة وتسجل الملاحظات عند الاقتضاء)</w:t>
       </w:r>
     </w:p>
     <w:tbl>
@@ -1347,6 +2906,12 @@
           <w:tcPr>
             <w:tcW w:type="dxa" w:w="2493"/>
             <w:shd w:val="clear" w:color="auto" w:fill="e8e8e8"/>
+            <w:tcBorders>
+              <w:top w:val="single" w:sz="4" w:space="0" w:color="555555"/>
+              <w:left w:val="single" w:sz="4" w:space="0" w:color="555555"/>
+              <w:bottom w:val="single" w:sz="4" w:space="0" w:color="555555"/>
+              <w:right w:val="single" w:sz="4" w:space="0" w:color="555555"/>
+            </w:tcBorders>
           </w:tcPr>
           <w:p>
             <w:pPr>
@@ -1356,9 +2921,9 @@
             <w:r>
               <w:rPr>
                 <w:b/>
-                <w:sz w:val="20"/>
+                <w:sz w:val="18"/>
               </w:rPr>
-              <w:t>إجمالي الأعضاء المنخرطين</w:t>
+              <w:t>الأنشطة المسطرة في برنامج العمل</w:t>
             </w:r>
           </w:p>
         </w:tc>
@@ -1366,6 +2931,12 @@
           <w:tcPr>
             <w:tcW w:type="dxa" w:w="2493"/>
             <w:shd w:val="clear" w:color="auto" w:fill="e8e8e8"/>
+            <w:tcBorders>
+              <w:top w:val="single" w:sz="4" w:space="0" w:color="555555"/>
+              <w:left w:val="single" w:sz="4" w:space="0" w:color="555555"/>
+              <w:bottom w:val="single" w:sz="4" w:space="0" w:color="555555"/>
+              <w:right w:val="single" w:sz="4" w:space="0" w:color="555555"/>
+            </w:tcBorders>
           </w:tcPr>
           <w:p>
             <w:pPr>
@@ -1375,9 +2946,9 @@
             <w:r>
               <w:rPr>
                 <w:b/>
-                <w:sz w:val="20"/>
+                <w:sz w:val="18"/>
               </w:rPr>
-              <w:t>نسبة الإناث</w:t>
+              <w:t>منجزة</w:t>
             </w:r>
           </w:p>
         </w:tc>
@@ -1385,6 +2956,12 @@
           <w:tcPr>
             <w:tcW w:type="dxa" w:w="2493"/>
             <w:shd w:val="clear" w:color="auto" w:fill="e8e8e8"/>
+            <w:tcBorders>
+              <w:top w:val="single" w:sz="4" w:space="0" w:color="555555"/>
+              <w:left w:val="single" w:sz="4" w:space="0" w:color="555555"/>
+              <w:bottom w:val="single" w:sz="4" w:space="0" w:color="555555"/>
+              <w:right w:val="single" w:sz="4" w:space="0" w:color="555555"/>
+            </w:tcBorders>
           </w:tcPr>
           <w:p>
             <w:pPr>
@@ -1394,9 +2971,9 @@
             <w:r>
               <w:rPr>
                 <w:b/>
-                <w:sz w:val="20"/>
+                <w:sz w:val="18"/>
               </w:rPr>
-              <w:t>نسبة الذكور</w:t>
+              <w:t>غير منجزة</w:t>
             </w:r>
           </w:p>
         </w:tc>
@@ -1404,6 +2981,12 @@
           <w:tcPr>
             <w:tcW w:type="dxa" w:w="2493"/>
             <w:shd w:val="clear" w:color="auto" w:fill="e8e8e8"/>
+            <w:tcBorders>
+              <w:top w:val="single" w:sz="4" w:space="0" w:color="555555"/>
+              <w:left w:val="single" w:sz="4" w:space="0" w:color="555555"/>
+              <w:bottom w:val="single" w:sz="4" w:space="0" w:color="555555"/>
+              <w:right w:val="single" w:sz="4" w:space="0" w:color="555555"/>
+            </w:tcBorders>
           </w:tcPr>
           <w:p>
             <w:pPr>
@@ -1413,94 +2996,668 @@
             <w:r>
               <w:rPr>
                 <w:b/>
-                <w:sz w:val="20"/>
+                <w:sz w:val="18"/>
               </w:rPr>
-              <w:t>نسبة الحضور المنتظم</w:t>
+              <w:t>ملاحظات</w:t>
             </w:r>
           </w:p>
         </w:tc>
       </w:tr>
       <w:tr>
+        <w:trPr>
+          <w:trHeight w:val="453"/>
+        </w:trPr>
         <w:tc>
           <w:tcPr>
             <w:tcW w:type="dxa" w:w="2493"/>
+            <w:shd w:val="clear" w:color="auto" w:fill="f3f3f3"/>
+            <w:tcBorders>
+              <w:top w:val="single" w:sz="4" w:space="0" w:color="555555"/>
+              <w:left w:val="single" w:sz="4" w:space="0" w:color="555555"/>
+              <w:bottom w:val="single" w:sz="4" w:space="0" w:color="555555"/>
+              <w:right w:val="single" w:sz="4" w:space="0" w:color="555555"/>
+            </w:tcBorders>
           </w:tcPr>
           <w:p>
             <w:pPr>
-              <w:jc w:val="center"/>
+              <w:bidi/>
+              <w:jc w:val="right"/>
             </w:pPr>
+            <w:r>
+              <w:rPr>
+                <w:b/>
+                <w:sz w:val="16"/>
+              </w:rPr>
+              <w:t>النشاط 1</w:t>
+            </w:r>
           </w:p>
         </w:tc>
         <w:tc>
           <w:tcPr>
             <w:tcW w:type="dxa" w:w="2493"/>
+            <w:tcBorders>
+              <w:top w:val="single" w:sz="4" w:space="0" w:color="555555"/>
+              <w:left w:val="single" w:sz="4" w:space="0" w:color="555555"/>
+              <w:bottom w:val="single" w:sz="4" w:space="0" w:color="555555"/>
+              <w:right w:val="single" w:sz="4" w:space="0" w:color="555555"/>
+            </w:tcBorders>
+          </w:tcPr>
+          <w:p/>
+        </w:tc>
+        <w:tc>
+          <w:tcPr>
+            <w:tcW w:type="dxa" w:w="2493"/>
+            <w:tcBorders>
+              <w:top w:val="single" w:sz="4" w:space="0" w:color="555555"/>
+              <w:left w:val="single" w:sz="4" w:space="0" w:color="555555"/>
+              <w:bottom w:val="single" w:sz="4" w:space="0" w:color="555555"/>
+              <w:right w:val="single" w:sz="4" w:space="0" w:color="555555"/>
+            </w:tcBorders>
+          </w:tcPr>
+          <w:p/>
+        </w:tc>
+        <w:tc>
+          <w:tcPr>
+            <w:tcW w:type="dxa" w:w="2493"/>
+            <w:tcBorders>
+              <w:top w:val="single" w:sz="4" w:space="0" w:color="555555"/>
+              <w:left w:val="single" w:sz="4" w:space="0" w:color="555555"/>
+              <w:bottom w:val="single" w:sz="4" w:space="0" w:color="555555"/>
+              <w:right w:val="single" w:sz="4" w:space="0" w:color="555555"/>
+            </w:tcBorders>
+          </w:tcPr>
+          <w:p/>
+        </w:tc>
+      </w:tr>
+      <w:tr>
+        <w:trPr>
+          <w:trHeight w:val="453"/>
+        </w:trPr>
+        <w:tc>
+          <w:tcPr>
+            <w:tcW w:type="dxa" w:w="2493"/>
+            <w:shd w:val="clear" w:color="auto" w:fill="f3f3f3"/>
+            <w:tcBorders>
+              <w:top w:val="single" w:sz="4" w:space="0" w:color="555555"/>
+              <w:left w:val="single" w:sz="4" w:space="0" w:color="555555"/>
+              <w:bottom w:val="single" w:sz="4" w:space="0" w:color="555555"/>
+              <w:right w:val="single" w:sz="4" w:space="0" w:color="555555"/>
+            </w:tcBorders>
           </w:tcPr>
           <w:p>
             <w:pPr>
-              <w:jc w:val="center"/>
+              <w:bidi/>
+              <w:jc w:val="right"/>
             </w:pPr>
+            <w:r>
+              <w:rPr>
+                <w:b/>
+                <w:sz w:val="16"/>
+              </w:rPr>
+              <w:t>النشاط 2</w:t>
+            </w:r>
           </w:p>
         </w:tc>
         <w:tc>
           <w:tcPr>
             <w:tcW w:type="dxa" w:w="2493"/>
+            <w:tcBorders>
+              <w:top w:val="single" w:sz="4" w:space="0" w:color="555555"/>
+              <w:left w:val="single" w:sz="4" w:space="0" w:color="555555"/>
+              <w:bottom w:val="single" w:sz="4" w:space="0" w:color="555555"/>
+              <w:right w:val="single" w:sz="4" w:space="0" w:color="555555"/>
+            </w:tcBorders>
+          </w:tcPr>
+          <w:p/>
+        </w:tc>
+        <w:tc>
+          <w:tcPr>
+            <w:tcW w:type="dxa" w:w="2493"/>
+            <w:tcBorders>
+              <w:top w:val="single" w:sz="4" w:space="0" w:color="555555"/>
+              <w:left w:val="single" w:sz="4" w:space="0" w:color="555555"/>
+              <w:bottom w:val="single" w:sz="4" w:space="0" w:color="555555"/>
+              <w:right w:val="single" w:sz="4" w:space="0" w:color="555555"/>
+            </w:tcBorders>
+          </w:tcPr>
+          <w:p/>
+        </w:tc>
+        <w:tc>
+          <w:tcPr>
+            <w:tcW w:type="dxa" w:w="2493"/>
+            <w:tcBorders>
+              <w:top w:val="single" w:sz="4" w:space="0" w:color="555555"/>
+              <w:left w:val="single" w:sz="4" w:space="0" w:color="555555"/>
+              <w:bottom w:val="single" w:sz="4" w:space="0" w:color="555555"/>
+              <w:right w:val="single" w:sz="4" w:space="0" w:color="555555"/>
+            </w:tcBorders>
+          </w:tcPr>
+          <w:p/>
+        </w:tc>
+      </w:tr>
+      <w:tr>
+        <w:trPr>
+          <w:trHeight w:val="453"/>
+        </w:trPr>
+        <w:tc>
+          <w:tcPr>
+            <w:tcW w:type="dxa" w:w="2493"/>
+            <w:shd w:val="clear" w:color="auto" w:fill="f3f3f3"/>
+            <w:tcBorders>
+              <w:top w:val="single" w:sz="4" w:space="0" w:color="555555"/>
+              <w:left w:val="single" w:sz="4" w:space="0" w:color="555555"/>
+              <w:bottom w:val="single" w:sz="4" w:space="0" w:color="555555"/>
+              <w:right w:val="single" w:sz="4" w:space="0" w:color="555555"/>
+            </w:tcBorders>
           </w:tcPr>
           <w:p>
             <w:pPr>
-              <w:jc w:val="center"/>
+              <w:bidi/>
+              <w:jc w:val="right"/>
             </w:pPr>
+            <w:r>
+              <w:rPr>
+                <w:b/>
+                <w:sz w:val="16"/>
+              </w:rPr>
+              <w:t>النشاط 3</w:t>
+            </w:r>
           </w:p>
         </w:tc>
         <w:tc>
           <w:tcPr>
             <w:tcW w:type="dxa" w:w="2493"/>
+            <w:tcBorders>
+              <w:top w:val="single" w:sz="4" w:space="0" w:color="555555"/>
+              <w:left w:val="single" w:sz="4" w:space="0" w:color="555555"/>
+              <w:bottom w:val="single" w:sz="4" w:space="0" w:color="555555"/>
+              <w:right w:val="single" w:sz="4" w:space="0" w:color="555555"/>
+            </w:tcBorders>
+          </w:tcPr>
+          <w:p/>
+        </w:tc>
+        <w:tc>
+          <w:tcPr>
+            <w:tcW w:type="dxa" w:w="2493"/>
+            <w:tcBorders>
+              <w:top w:val="single" w:sz="4" w:space="0" w:color="555555"/>
+              <w:left w:val="single" w:sz="4" w:space="0" w:color="555555"/>
+              <w:bottom w:val="single" w:sz="4" w:space="0" w:color="555555"/>
+              <w:right w:val="single" w:sz="4" w:space="0" w:color="555555"/>
+            </w:tcBorders>
+          </w:tcPr>
+          <w:p/>
+        </w:tc>
+        <w:tc>
+          <w:tcPr>
+            <w:tcW w:type="dxa" w:w="2493"/>
+            <w:tcBorders>
+              <w:top w:val="single" w:sz="4" w:space="0" w:color="555555"/>
+              <w:left w:val="single" w:sz="4" w:space="0" w:color="555555"/>
+              <w:bottom w:val="single" w:sz="4" w:space="0" w:color="555555"/>
+              <w:right w:val="single" w:sz="4" w:space="0" w:color="555555"/>
+            </w:tcBorders>
+          </w:tcPr>
+          <w:p/>
+        </w:tc>
+      </w:tr>
+      <w:tr>
+        <w:trPr>
+          <w:trHeight w:val="453"/>
+        </w:trPr>
+        <w:tc>
+          <w:tcPr>
+            <w:tcW w:type="dxa" w:w="2493"/>
+            <w:shd w:val="clear" w:color="auto" w:fill="f3f3f3"/>
+            <w:tcBorders>
+              <w:top w:val="single" w:sz="4" w:space="0" w:color="555555"/>
+              <w:left w:val="single" w:sz="4" w:space="0" w:color="555555"/>
+              <w:bottom w:val="single" w:sz="4" w:space="0" w:color="555555"/>
+              <w:right w:val="single" w:sz="4" w:space="0" w:color="555555"/>
+            </w:tcBorders>
           </w:tcPr>
           <w:p>
             <w:pPr>
-              <w:jc w:val="center"/>
+              <w:bidi/>
+              <w:jc w:val="right"/>
             </w:pPr>
-          </w:p>
-        </w:tc>
-      </w:tr>
-      <w:tr>
-        <w:tc>
-          <w:tcPr>
-            <w:tcW w:type="dxa" w:w="2493"/>
-          </w:tcPr>
-          <w:p>
-            <w:pPr>
-              <w:jc w:val="center"/>
-            </w:pPr>
+            <w:r>
+              <w:rPr>
+                <w:b/>
+                <w:sz w:val="16"/>
+              </w:rPr>
+              <w:t>النشاط 4</w:t>
+            </w:r>
           </w:p>
         </w:tc>
         <w:tc>
           <w:tcPr>
             <w:tcW w:type="dxa" w:w="2493"/>
+            <w:tcBorders>
+              <w:top w:val="single" w:sz="4" w:space="0" w:color="555555"/>
+              <w:left w:val="single" w:sz="4" w:space="0" w:color="555555"/>
+              <w:bottom w:val="single" w:sz="4" w:space="0" w:color="555555"/>
+              <w:right w:val="single" w:sz="4" w:space="0" w:color="555555"/>
+            </w:tcBorders>
+          </w:tcPr>
+          <w:p/>
+        </w:tc>
+        <w:tc>
+          <w:tcPr>
+            <w:tcW w:type="dxa" w:w="2493"/>
+            <w:tcBorders>
+              <w:top w:val="single" w:sz="4" w:space="0" w:color="555555"/>
+              <w:left w:val="single" w:sz="4" w:space="0" w:color="555555"/>
+              <w:bottom w:val="single" w:sz="4" w:space="0" w:color="555555"/>
+              <w:right w:val="single" w:sz="4" w:space="0" w:color="555555"/>
+            </w:tcBorders>
+          </w:tcPr>
+          <w:p/>
+        </w:tc>
+        <w:tc>
+          <w:tcPr>
+            <w:tcW w:type="dxa" w:w="2493"/>
+            <w:tcBorders>
+              <w:top w:val="single" w:sz="4" w:space="0" w:color="555555"/>
+              <w:left w:val="single" w:sz="4" w:space="0" w:color="555555"/>
+              <w:bottom w:val="single" w:sz="4" w:space="0" w:color="555555"/>
+              <w:right w:val="single" w:sz="4" w:space="0" w:color="555555"/>
+            </w:tcBorders>
+          </w:tcPr>
+          <w:p/>
+        </w:tc>
+      </w:tr>
+      <w:tr>
+        <w:trPr>
+          <w:trHeight w:val="453"/>
+        </w:trPr>
+        <w:tc>
+          <w:tcPr>
+            <w:tcW w:type="dxa" w:w="2493"/>
+            <w:shd w:val="clear" w:color="auto" w:fill="f3f3f3"/>
+            <w:tcBorders>
+              <w:top w:val="single" w:sz="4" w:space="0" w:color="555555"/>
+              <w:left w:val="single" w:sz="4" w:space="0" w:color="555555"/>
+              <w:bottom w:val="single" w:sz="4" w:space="0" w:color="555555"/>
+              <w:right w:val="single" w:sz="4" w:space="0" w:color="555555"/>
+            </w:tcBorders>
           </w:tcPr>
           <w:p>
             <w:pPr>
-              <w:jc w:val="center"/>
+              <w:bidi/>
+              <w:jc w:val="right"/>
             </w:pPr>
+            <w:r>
+              <w:rPr>
+                <w:b/>
+                <w:sz w:val="16"/>
+              </w:rPr>
+              <w:t>النشاط ...</w:t>
+            </w:r>
           </w:p>
         </w:tc>
         <w:tc>
           <w:tcPr>
             <w:tcW w:type="dxa" w:w="2493"/>
+            <w:tcBorders>
+              <w:top w:val="single" w:sz="4" w:space="0" w:color="555555"/>
+              <w:left w:val="single" w:sz="4" w:space="0" w:color="555555"/>
+              <w:bottom w:val="single" w:sz="4" w:space="0" w:color="555555"/>
+              <w:right w:val="single" w:sz="4" w:space="0" w:color="555555"/>
+            </w:tcBorders>
+          </w:tcPr>
+          <w:p/>
+        </w:tc>
+        <w:tc>
+          <w:tcPr>
+            <w:tcW w:type="dxa" w:w="2493"/>
+            <w:tcBorders>
+              <w:top w:val="single" w:sz="4" w:space="0" w:color="555555"/>
+              <w:left w:val="single" w:sz="4" w:space="0" w:color="555555"/>
+              <w:bottom w:val="single" w:sz="4" w:space="0" w:color="555555"/>
+              <w:right w:val="single" w:sz="4" w:space="0" w:color="555555"/>
+            </w:tcBorders>
+          </w:tcPr>
+          <w:p/>
+        </w:tc>
+        <w:tc>
+          <w:tcPr>
+            <w:tcW w:type="dxa" w:w="2493"/>
+            <w:tcBorders>
+              <w:top w:val="single" w:sz="4" w:space="0" w:color="555555"/>
+              <w:left w:val="single" w:sz="4" w:space="0" w:color="555555"/>
+              <w:bottom w:val="single" w:sz="4" w:space="0" w:color="555555"/>
+              <w:right w:val="single" w:sz="4" w:space="0" w:color="555555"/>
+            </w:tcBorders>
+          </w:tcPr>
+          <w:p/>
+        </w:tc>
+      </w:tr>
+    </w:tbl>
+    <w:p/>
+    <w:p>
+      <w:pPr>
+        <w:bidi/>
+      </w:pPr>
+      <w:r>
+        <w:rPr>
+          <w:b/>
+          <w:sz w:val="20"/>
+        </w:rPr>
+        <w:t>.4 التلاميذ المنخرطون والمستفيدون من أنشطة النادي</w:t>
+      </w:r>
+    </w:p>
+    <w:tbl>
+      <w:tblPr>
+        <w:tblStyle w:val="TableGrid"/>
+        <w:tblW w:type="auto" w:w="0"/>
+        <w:tblLook w:firstColumn="1" w:firstRow="1" w:lastColumn="0" w:lastRow="0" w:noHBand="0" w:noVBand="1" w:val="04A0"/>
+      </w:tblPr>
+      <w:tblGrid>
+        <w:gridCol w:w="3324"/>
+        <w:gridCol w:w="3324"/>
+        <w:gridCol w:w="3324"/>
+      </w:tblGrid>
+      <w:tr>
+        <w:tc>
+          <w:tcPr>
+            <w:tcW w:type="dxa" w:w="3324"/>
+            <w:shd w:val="clear" w:color="auto" w:fill="e8e8e8"/>
+            <w:tcBorders>
+              <w:top w:val="single" w:sz="4" w:space="0" w:color="555555"/>
+              <w:left w:val="single" w:sz="4" w:space="0" w:color="555555"/>
+              <w:bottom w:val="single" w:sz="4" w:space="0" w:color="555555"/>
+              <w:right w:val="single" w:sz="4" w:space="0" w:color="555555"/>
+            </w:tcBorders>
           </w:tcPr>
           <w:p>
             <w:pPr>
               <w:jc w:val="center"/>
+              <w:bidi/>
             </w:pPr>
+            <w:r>
+              <w:rPr>
+                <w:b/>
+                <w:sz w:val="18"/>
+              </w:rPr>
+              <w:t>عدد المنخرطين في التأطير</w:t>
+            </w:r>
           </w:p>
         </w:tc>
         <w:tc>
           <w:tcPr>
-            <w:tcW w:type="dxa" w:w="2493"/>
+            <w:tcW w:type="dxa" w:w="3324"/>
+            <w:shd w:val="clear" w:color="auto" w:fill="e8e8e8"/>
+            <w:tcBorders>
+              <w:top w:val="single" w:sz="4" w:space="0" w:color="555555"/>
+              <w:left w:val="single" w:sz="4" w:space="0" w:color="555555"/>
+              <w:bottom w:val="single" w:sz="4" w:space="0" w:color="555555"/>
+              <w:right w:val="single" w:sz="4" w:space="0" w:color="555555"/>
+            </w:tcBorders>
           </w:tcPr>
           <w:p>
             <w:pPr>
               <w:jc w:val="center"/>
+              <w:bidi/>
             </w:pPr>
+            <w:r>
+              <w:rPr>
+                <w:b/>
+                <w:sz w:val="18"/>
+              </w:rPr>
+              <w:t>ذكور</w:t>
+            </w:r>
+          </w:p>
+        </w:tc>
+        <w:tc>
+          <w:tcPr>
+            <w:tcW w:type="dxa" w:w="3324"/>
+            <w:shd w:val="clear" w:color="auto" w:fill="e8e8e8"/>
+            <w:tcBorders>
+              <w:top w:val="single" w:sz="4" w:space="0" w:color="555555"/>
+              <w:left w:val="single" w:sz="4" w:space="0" w:color="555555"/>
+              <w:bottom w:val="single" w:sz="4" w:space="0" w:color="555555"/>
+              <w:right w:val="single" w:sz="4" w:space="0" w:color="555555"/>
+            </w:tcBorders>
+          </w:tcPr>
+          <w:p>
+            <w:pPr>
+              <w:jc w:val="center"/>
+              <w:bidi/>
+            </w:pPr>
+            <w:r>
+              <w:rPr>
+                <w:b/>
+                <w:sz w:val="18"/>
+              </w:rPr>
+              <w:t>إناث</w:t>
+            </w:r>
+          </w:p>
+        </w:tc>
+      </w:tr>
+      <w:tr>
+        <w:trPr>
+          <w:trHeight w:val="453"/>
+        </w:trPr>
+        <w:tc>
+          <w:tcPr>
+            <w:tcW w:type="dxa" w:w="3324"/>
+            <w:shd w:val="clear" w:color="auto" w:fill="f3f3f3"/>
+            <w:tcBorders>
+              <w:top w:val="single" w:sz="4" w:space="0" w:color="555555"/>
+              <w:left w:val="single" w:sz="4" w:space="0" w:color="555555"/>
+              <w:bottom w:val="single" w:sz="4" w:space="0" w:color="555555"/>
+              <w:right w:val="single" w:sz="4" w:space="0" w:color="555555"/>
+            </w:tcBorders>
+          </w:tcPr>
+          <w:p>
+            <w:pPr>
+              <w:bidi/>
+              <w:jc w:val="right"/>
+            </w:pPr>
+            <w:r>
+              <w:rPr>
+                <w:b/>
+                <w:sz w:val="16"/>
+              </w:rPr>
+              <w:t>المجموع: . . . . . . .</w:t>
+            </w:r>
+          </w:p>
+        </w:tc>
+        <w:tc>
+          <w:tcPr>
+            <w:tcW w:type="dxa" w:w="3324"/>
+            <w:tcBorders>
+              <w:top w:val="single" w:sz="4" w:space="0" w:color="555555"/>
+              <w:left w:val="single" w:sz="4" w:space="0" w:color="555555"/>
+              <w:bottom w:val="single" w:sz="4" w:space="0" w:color="555555"/>
+              <w:right w:val="single" w:sz="4" w:space="0" w:color="555555"/>
+            </w:tcBorders>
+          </w:tcPr>
+          <w:p/>
+        </w:tc>
+        <w:tc>
+          <w:tcPr>
+            <w:tcW w:type="dxa" w:w="3324"/>
+            <w:tcBorders>
+              <w:top w:val="single" w:sz="4" w:space="0" w:color="555555"/>
+              <w:left w:val="single" w:sz="4" w:space="0" w:color="555555"/>
+              <w:bottom w:val="single" w:sz="4" w:space="0" w:color="555555"/>
+              <w:right w:val="single" w:sz="4" w:space="0" w:color="555555"/>
+            </w:tcBorders>
+          </w:tcPr>
+          <w:p/>
+        </w:tc>
+      </w:tr>
+    </w:tbl>
+    <w:p/>
+    <w:tbl>
+      <w:tblPr>
+        <w:tblStyle w:val="TableGrid"/>
+        <w:tblW w:type="auto" w:w="0"/>
+        <w:tblLook w:firstColumn="1" w:firstRow="1" w:lastColumn="0" w:lastRow="0" w:noHBand="0" w:noVBand="1" w:val="04A0"/>
+      </w:tblPr>
+      <w:tblGrid>
+        <w:gridCol w:w="3324"/>
+        <w:gridCol w:w="3324"/>
+        <w:gridCol w:w="3324"/>
+      </w:tblGrid>
+      <w:tr>
+        <w:tc>
+          <w:tcPr>
+            <w:tcW w:type="dxa" w:w="3324"/>
+            <w:shd w:val="clear" w:color="auto" w:fill="e8e8e8"/>
+            <w:tcBorders>
+              <w:top w:val="single" w:sz="4" w:space="0" w:color="555555"/>
+              <w:left w:val="single" w:sz="4" w:space="0" w:color="555555"/>
+              <w:bottom w:val="single" w:sz="4" w:space="0" w:color="555555"/>
+              <w:right w:val="single" w:sz="4" w:space="0" w:color="555555"/>
+            </w:tcBorders>
+          </w:tcPr>
+          <w:p>
+            <w:pPr>
+              <w:jc w:val="center"/>
+              <w:bidi/>
+            </w:pPr>
+            <w:r>
+              <w:rPr>
+                <w:b/>
+                <w:sz w:val="18"/>
+              </w:rPr>
+              <w:t>عدد المستفيدين من الأنشطة</w:t>
+            </w:r>
+          </w:p>
+        </w:tc>
+        <w:tc>
+          <w:tcPr>
+            <w:tcW w:type="dxa" w:w="3324"/>
+            <w:shd w:val="clear" w:color="auto" w:fill="e8e8e8"/>
+            <w:tcBorders>
+              <w:top w:val="single" w:sz="4" w:space="0" w:color="555555"/>
+              <w:left w:val="single" w:sz="4" w:space="0" w:color="555555"/>
+              <w:bottom w:val="single" w:sz="4" w:space="0" w:color="555555"/>
+              <w:right w:val="single" w:sz="4" w:space="0" w:color="555555"/>
+            </w:tcBorders>
+          </w:tcPr>
+          <w:p>
+            <w:pPr>
+              <w:jc w:val="center"/>
+              <w:bidi/>
+            </w:pPr>
+            <w:r>
+              <w:rPr>
+                <w:b/>
+                <w:sz w:val="18"/>
+              </w:rPr>
+              <w:t>ذكور</w:t>
+            </w:r>
+          </w:p>
+        </w:tc>
+        <w:tc>
+          <w:tcPr>
+            <w:tcW w:type="dxa" w:w="3324"/>
+            <w:shd w:val="clear" w:color="auto" w:fill="e8e8e8"/>
+            <w:tcBorders>
+              <w:top w:val="single" w:sz="4" w:space="0" w:color="555555"/>
+              <w:left w:val="single" w:sz="4" w:space="0" w:color="555555"/>
+              <w:bottom w:val="single" w:sz="4" w:space="0" w:color="555555"/>
+              <w:right w:val="single" w:sz="4" w:space="0" w:color="555555"/>
+            </w:tcBorders>
+          </w:tcPr>
+          <w:p>
+            <w:pPr>
+              <w:jc w:val="center"/>
+              <w:bidi/>
+            </w:pPr>
+            <w:r>
+              <w:rPr>
+                <w:b/>
+                <w:sz w:val="18"/>
+              </w:rPr>
+              <w:t>إناث</w:t>
+            </w:r>
+          </w:p>
+        </w:tc>
+      </w:tr>
+      <w:tr>
+        <w:trPr>
+          <w:trHeight w:val="453"/>
+        </w:trPr>
+        <w:tc>
+          <w:tcPr>
+            <w:tcW w:type="dxa" w:w="3324"/>
+            <w:shd w:val="clear" w:color="auto" w:fill="f3f3f3"/>
+            <w:tcBorders>
+              <w:top w:val="single" w:sz="4" w:space="0" w:color="555555"/>
+              <w:left w:val="single" w:sz="4" w:space="0" w:color="555555"/>
+              <w:bottom w:val="single" w:sz="4" w:space="0" w:color="555555"/>
+              <w:right w:val="single" w:sz="4" w:space="0" w:color="555555"/>
+            </w:tcBorders>
+          </w:tcPr>
+          <w:p>
+            <w:pPr>
+              <w:bidi/>
+              <w:jc w:val="right"/>
+            </w:pPr>
+            <w:r>
+              <w:rPr>
+                <w:b/>
+                <w:sz w:val="16"/>
+              </w:rPr>
+              <w:t>المجموع: . . . . . . .</w:t>
+            </w:r>
+          </w:p>
+        </w:tc>
+        <w:tc>
+          <w:tcPr>
+            <w:tcW w:type="dxa" w:w="3324"/>
+            <w:tcBorders>
+              <w:top w:val="single" w:sz="4" w:space="0" w:color="555555"/>
+              <w:left w:val="single" w:sz="4" w:space="0" w:color="555555"/>
+              <w:bottom w:val="single" w:sz="4" w:space="0" w:color="555555"/>
+              <w:right w:val="single" w:sz="4" w:space="0" w:color="555555"/>
+            </w:tcBorders>
+          </w:tcPr>
+          <w:p/>
+        </w:tc>
+        <w:tc>
+          <w:tcPr>
+            <w:tcW w:type="dxa" w:w="3324"/>
+            <w:tcBorders>
+              <w:top w:val="single" w:sz="4" w:space="0" w:color="555555"/>
+              <w:left w:val="single" w:sz="4" w:space="0" w:color="555555"/>
+              <w:bottom w:val="single" w:sz="4" w:space="0" w:color="555555"/>
+              <w:right w:val="single" w:sz="4" w:space="0" w:color="555555"/>
+            </w:tcBorders>
+          </w:tcPr>
+          <w:p/>
+        </w:tc>
+      </w:tr>
+      <w:tr>
+        <w:trPr>
+          <w:trHeight w:val="396"/>
+        </w:trPr>
+        <w:tc>
+          <w:tcPr>
+            <w:tcW w:type="dxa" w:w="9972"/>
+            <w:gridSpan w:val="3"/>
+            <w:tcBorders>
+              <w:top w:val="single" w:sz="4" w:space="0" w:color="555555"/>
+              <w:left w:val="single" w:sz="4" w:space="0" w:color="555555"/>
+              <w:bottom w:val="single" w:sz="4" w:space="0" w:color="555555"/>
+              <w:right w:val="single" w:sz="4" w:space="0" w:color="555555"/>
+            </w:tcBorders>
+          </w:tcPr>
+          <w:p>
+            <w:pPr>
+              <w:bidi/>
+            </w:pPr>
+            <w:r>
+              <w:rPr>
+                <w:sz w:val="17"/>
+              </w:rPr>
+              <w:t>عدد تلاميذ المؤسسة: . . . . . . .</w:t>
+            </w:r>
           </w:p>
         </w:tc>
       </w:tr>
@@ -1513,10 +3670,16 @@
       <w:r>
         <w:rPr>
           <w:b/>
-          <w:color w:val="2D6A4F"/>
-          <w:sz w:val="22"/>
+          <w:sz w:val="20"/>
         </w:rPr>
-        <w:t>◆  خامساً: الصعوبات والمقترحات</w:t>
+        <w:t>.5 أهم الدروس والعبر المستخلصة من تجربة النادي</w:t>
+      </w:r>
+      <w:r>
+        <w:rPr>
+          <w:color w:val="555555"/>
+          <w:sz w:val="17"/>
+        </w:rPr>
+        <w:t xml:space="preserve">  (المزايا، الصعوبات، الإكراهات، الحلول...)</w:t>
       </w:r>
     </w:p>
     <w:p>
@@ -1525,12 +3688,10 @@
       </w:pPr>
       <w:r>
         <w:rPr>
-          <w:b/>
+          <w:color w:val="555555"/>
+          <w:sz w:val="18"/>
         </w:rPr>
-        <w:t xml:space="preserve">الصعوبات الرئيسية: </w:t>
-      </w:r>
-      <w:r>
-        <w:t xml:space="preserve">· · · · · · · · · · · · · · · · · · · · · · · · · · · · · · · · · · · </w:t>
+        <w:t>. . . . . . . . . . . . . . . . . . . . . . . . . . . . . . . . . . . . . . . . . . . . . . .</w:t>
       </w:r>
     </w:p>
     <w:p>
@@ -1539,12 +3700,10 @@
       </w:pPr>
       <w:r>
         <w:rPr>
-          <w:b/>
+          <w:color w:val="555555"/>
+          <w:sz w:val="18"/>
         </w:rPr>
-        <w:t xml:space="preserve">الصعوبات الرئيسية: </w:t>
-      </w:r>
-      <w:r>
-        <w:t xml:space="preserve">· · · · · · · · · · · · · · · · · · · · · · · · · · · · · · · · · · · </w:t>
+        <w:t>. . . . . . . . . . . . . . . . . . . . . . . . . . . . . . . . . . . . . . . . . . . . . . .</w:t>
       </w:r>
     </w:p>
     <w:p>
@@ -1553,12 +3712,10 @@
       </w:pPr>
       <w:r>
         <w:rPr>
-          <w:b/>
+          <w:color w:val="555555"/>
+          <w:sz w:val="18"/>
         </w:rPr>
-        <w:t xml:space="preserve">الصعوبات الرئيسية: </w:t>
-      </w:r>
-      <w:r>
-        <w:t xml:space="preserve">· · · · · · · · · · · · · · · · · · · · · · · · · · · · · · · · · · · </w:t>
+        <w:t>. . . . . . . . . . . . . . . . . . . . . . . . . . . . . . . . . . . . . . . . . . . . . . .</w:t>
       </w:r>
     </w:p>
     <w:p>
@@ -1567,12 +3724,10 @@
       </w:pPr>
       <w:r>
         <w:rPr>
-          <w:b/>
+          <w:color w:val="555555"/>
+          <w:sz w:val="18"/>
         </w:rPr>
-        <w:t xml:space="preserve">مقترحات التحسين: </w:t>
-      </w:r>
-      <w:r>
-        <w:t xml:space="preserve">· · · · · · · · · · · · · · · · · · · · · · · · · · · · · · · · · · · </w:t>
+        <w:t>. . . . . . . . . . . . . . . . . . . . . . . . . . . . . . . . . . . . . . . . . . . . . . .</w:t>
       </w:r>
     </w:p>
     <w:p>
@@ -1581,12 +3736,23 @@
       </w:pPr>
       <w:r>
         <w:rPr>
+          <w:color w:val="555555"/>
+          <w:sz w:val="18"/>
+        </w:rPr>
+        <w:t>. . . . . . . . . . . . . . . . . . . . . . . . . . . . . . . . . . . . . . . . . . . . . . .</w:t>
+      </w:r>
+    </w:p>
+    <w:p/>
+    <w:p>
+      <w:pPr>
+        <w:bidi/>
+      </w:pPr>
+      <w:r>
+        <w:rPr>
           <w:b/>
+          <w:sz w:val="20"/>
         </w:rPr>
-        <w:t xml:space="preserve">مقترحات التحسين: </w:t>
-      </w:r>
-      <w:r>
-        <w:t xml:space="preserve">· · · · · · · · · · · · · · · · · · · · · · · · · · · · · · · · · · · </w:t>
+        <w:t>.6 أهم المقترحات لتطوير النادي مستقبلاً على ضوء التجربة ونتائج التقويم</w:t>
       </w:r>
     </w:p>
     <w:p>
@@ -1595,12 +3761,34 @@
       </w:pPr>
       <w:r>
         <w:rPr>
-          <w:b/>
+          <w:color w:val="555555"/>
+          <w:sz w:val="18"/>
         </w:rPr>
-        <w:t xml:space="preserve">مقترحات التحسين: </w:t>
+        <w:t>. . . . . . . . . . . . . . . . . . . . . . . . . . . . . . . . . . . . . . . . . . . . . . .</w:t>
       </w:r>
+    </w:p>
+    <w:p>
+      <w:pPr>
+        <w:bidi/>
+      </w:pPr>
       <w:r>
-        <w:t xml:space="preserve">· · · · · · · · · · · · · · · · · · · · · · · · · · · · · · · · · · · </w:t>
+        <w:rPr>
+          <w:color w:val="555555"/>
+          <w:sz w:val="18"/>
+        </w:rPr>
+        <w:t>. . . . . . . . . . . . . . . . . . . . . . . . . . . . . . . . . . . . . . . . . . . . . . .</w:t>
+      </w:r>
+    </w:p>
+    <w:p>
+      <w:pPr>
+        <w:bidi/>
+      </w:pPr>
+      <w:r>
+        <w:rPr>
+          <w:color w:val="555555"/>
+          <w:sz w:val="18"/>
+        </w:rPr>
+        <w:t>. . . . . . . . . . . . . . . . . . . . . . . . . . . . . . . . . . . . . . . . . . . . . . .</w:t>
       </w:r>
     </w:p>
     <w:sectPr>
@@ -1978,7 +4166,7 @@
     <w:rsid w:val="00FC693F"/>
     <w:rPr>
       <w:rFonts w:ascii="Arial" w:hAnsi="Arial"/>
-      <w:sz w:val="22"/>
+      <w:sz w:val="20"/>
     </w:rPr>
   </w:style>
   <w:style w:type="paragraph" w:styleId="Header">
